--- a/rivr-tech-business-plan/RIVR_Tech_Five_Year_Business_Plan_2027-2031.docx
+++ b/rivr-tech-business-plan/RIVR_Tech_Five_Year_Business_Plan_2027-2031.docx
@@ -195,7 +195,7 @@
                 <w:color w:val="8A4B00"/>
                 <w:sz w:val="19"/>
               </w:rPr>
-              <w:t>Data integrity: RIVR Tech source financial and operating files were not available when this plan was prepared. All figures derive from the inputs supplied by management (treated as actual but unaudited) plus clearly-labeled assumptions and placeholders. Actual data, management assumptions, calculated projections, and recommended targets are distinguished throughout. See the Source-Data Inventory &amp; Assumption Log and the Excel model's Assumptions tab.</w:t>
+              <w:t>Data integrity: This plan incorporates RIVR Tech's actual Q2-2026 financial results (quarter ended 6/30/2026, from the Board of Directors deck) as the baseline — operating revenue, the full expense structure, depreciation, interest, grant income, and grant awards. Forward projections build on that actual baseline plus clearly-labeled assumptions. Actual data, management assumptions, calculated projections, and recommended targets are distinguished throughout. Subscriber counts, ARPU, and labor rates remain partly estimated; see the Source-Data Inventory &amp; Assumption Log for the conflict log and remaining placeholders.</w:t>
             </w:r>
           </w:p>
         </w:tc>
@@ -527,7 +527,7 @@
                 <w:b w:val="0"/>
                 <w:sz w:val="19"/>
               </w:rPr>
-              <w:t>$6.7M</w:t>
+              <w:t>$5.1M</w:t>
             </w:r>
           </w:p>
         </w:tc>
@@ -548,7 +548,7 @@
                 <w:b w:val="0"/>
                 <w:sz w:val="19"/>
               </w:rPr>
-              <w:t>$8.6M</w:t>
+              <w:t>$6.6M</w:t>
             </w:r>
           </w:p>
         </w:tc>
@@ -569,7 +569,7 @@
                 <w:b w:val="0"/>
                 <w:sz w:val="19"/>
               </w:rPr>
-              <w:t>$10.6M</w:t>
+              <w:t>$8.1M</w:t>
             </w:r>
           </w:p>
         </w:tc>
@@ -590,7 +590,7 @@
                 <w:b w:val="0"/>
                 <w:sz w:val="19"/>
               </w:rPr>
-              <w:t>$12.6M</w:t>
+              <w:t>$9.6M</w:t>
             </w:r>
           </w:p>
         </w:tc>
@@ -611,7 +611,7 @@
                 <w:b w:val="0"/>
                 <w:sz w:val="19"/>
               </w:rPr>
-              <w:t>$14.2M</w:t>
+              <w:t>$10.9M</w:t>
             </w:r>
           </w:p>
         </w:tc>
@@ -652,6 +652,26 @@
                 <w:b w:val="0"/>
                 <w:sz w:val="19"/>
               </w:rPr>
+              <w:t>$0.3M</w:t>
+            </w:r>
+          </w:p>
+        </w:tc>
+        <w:tc>
+          <w:tcPr>
+            <w:tcW w:type="dxa" w:w="1440"/>
+          </w:tcPr>
+          <w:p>
+            <w:pPr>
+              <w:spacing w:after="40" w:before="40"/>
+              <w:jc w:val="right"/>
+            </w:pPr>
+            <w:r/>
+            <w:r>
+              <w:rPr>
+                <w:rFonts w:ascii="Calibri" w:hAnsi="Calibri"/>
+                <w:b w:val="0"/>
+                <w:sz w:val="19"/>
+              </w:rPr>
               <w:t>$0.9M</w:t>
             </w:r>
           </w:p>
@@ -692,7 +712,7 @@
                 <w:b w:val="0"/>
                 <w:sz w:val="19"/>
               </w:rPr>
-              <w:t>$2.5M</w:t>
+              <w:t>$2.2M</w:t>
             </w:r>
           </w:p>
         </w:tc>
@@ -712,27 +732,7 @@
                 <w:b w:val="0"/>
                 <w:sz w:val="19"/>
               </w:rPr>
-              <w:t>$3.4M</w:t>
-            </w:r>
-          </w:p>
-        </w:tc>
-        <w:tc>
-          <w:tcPr>
-            <w:tcW w:type="dxa" w:w="1440"/>
-          </w:tcPr>
-          <w:p>
-            <w:pPr>
-              <w:spacing w:after="40" w:before="40"/>
-              <w:jc w:val="right"/>
-            </w:pPr>
-            <w:r/>
-            <w:r>
-              <w:rPr>
-                <w:rFonts w:ascii="Calibri" w:hAnsi="Calibri"/>
-                <w:b w:val="0"/>
-                <w:sz w:val="19"/>
-              </w:rPr>
-              <w:t>$3.9M</w:t>
+              <w:t>$2.6M</w:t>
             </w:r>
           </w:p>
         </w:tc>
@@ -775,7 +775,7 @@
                 <w:b w:val="0"/>
                 <w:sz w:val="19"/>
               </w:rPr>
-              <w:t>13.6%</w:t>
+              <w:t>5.2%</w:t>
             </w:r>
           </w:p>
         </w:tc>
@@ -796,7 +796,7 @@
                 <w:b w:val="0"/>
                 <w:sz w:val="19"/>
               </w:rPr>
-              <w:t>19.3%</w:t>
+              <w:t>13.5%</w:t>
             </w:r>
           </w:p>
         </w:tc>
@@ -817,7 +817,7 @@
                 <w:b w:val="0"/>
                 <w:sz w:val="19"/>
               </w:rPr>
-              <w:t>23.6%</w:t>
+              <w:t>19.1%</w:t>
             </w:r>
           </w:p>
         </w:tc>
@@ -838,7 +838,7 @@
                 <w:b w:val="0"/>
                 <w:sz w:val="19"/>
               </w:rPr>
-              <w:t>26.8%</w:t>
+              <w:t>22.7%</w:t>
             </w:r>
           </w:p>
         </w:tc>
@@ -859,7 +859,7 @@
                 <w:b w:val="0"/>
                 <w:sz w:val="19"/>
               </w:rPr>
-              <w:t>27.6%</w:t>
+              <w:t>24.4%</w:t>
             </w:r>
           </w:p>
         </w:tc>
@@ -1127,7 +1127,7 @@
           <w:i w:val="0"/>
           <w:sz w:val="21"/>
         </w:rPr>
-        <w:t>Over the plan, the Base Case grows the internet subscriber base from roughly 4,800 at the start of 2027 to 11,425 by year-end 2031, lifts revenue from $6.7M to $14.2M, and expands EBITDA margin from 13.6% to 27.6%. The company is EBITDA-positive in every year of the plan.</w:t>
+        <w:t>Over the plan, the Base Case grows the internet subscriber base from roughly 4,800 at the start of 2027 to 11,425 by year-end 2031, lifts revenue from $5.1M to $10.9M, and expands EBITDA margin from 5.2% to 24.4%. The company is EBITDA-positive in every year of the plan.</w:t>
       </w:r>
     </w:p>
     <w:p>
@@ -1201,7 +1201,7 @@
         <w:t>Cash requirement:</w:t>
       </w:r>
       <w:r>
-        <w:t xml:space="preserve"> Free cash flow before financing is negative during the build (cumulative cash requirement peaks near $-36.6M), comfortably inside the $50M funding envelope. The business funds a heavy fiber build; FCF turns positive beyond the plan horizon.</w:t>
+        <w:t xml:space="preserve"> Free cash flow before financing is negative during the build (cumulative cash requirement peaks near $-34.1M), comfortably inside the $50M funding envelope. The business funds a heavy fiber build; FCF turns positive beyond the plan horizon.</w:t>
       </w:r>
     </w:p>
     <w:p>
@@ -1679,7 +1679,794 @@
           <w:i w:val="0"/>
           <w:sz w:val="21"/>
         </w:rPr>
-        <w:t>RIVR Tech operates as the broadband subsidiary of an established regional utility organization, giving it operational maturity, community trust, and existing plant. Its strategic objective is to grow into a financially sustainable regional broadband provider while maintaining strong service reliability, customer experience, and disciplined capital deployment.</w:t>
+        <w:t>RIVR Tech operates as the broadband subsidiary of Lumbee River EMC, giving it operational maturity, community trust, and existing plant. Its strategic objective is to grow into a financially sustainable regional broadband provider while maintaining strong service reliability, customer experience, and disciplined capital deployment.</w:t>
+      </w:r>
+    </w:p>
+    <w:p>
+      <w:pPr>
+        <w:pStyle w:val="Heading2"/>
+      </w:pPr>
+      <w:r>
+        <w:rPr>
+          <w:rFonts w:ascii="Calibri" w:hAnsi="Calibri"/>
+          <w:color w:val="2E7D8A"/>
+          <w:sz w:val="25"/>
+        </w:rPr>
+        <w:t>Current financial position (Q2-2026 actual)</w:t>
+      </w:r>
+    </w:p>
+    <w:p>
+      <w:pPr>
+        <w:spacing w:after="120"/>
+      </w:pPr>
+      <w:r>
+        <w:rPr>
+          <w:i w:val="0"/>
+          <w:sz w:val="21"/>
+        </w:rPr>
+        <w:t>Actual results for the quarter ended June 30, 2026 (annualized on a year-to-date basis) establish the plan's baseline:</w:t>
+      </w:r>
+    </w:p>
+    <w:tbl>
+      <w:tblPr>
+        <w:tblStyle w:val="TableGrid"/>
+        <w:tblW w:type="auto" w:w="0"/>
+        <w:jc w:val="center"/>
+        <w:tblLook w:firstColumn="1" w:firstRow="1" w:lastColumn="0" w:lastRow="0" w:noHBand="0" w:noVBand="1" w:val="04A0"/>
+      </w:tblPr>
+      <w:tblGrid>
+        <w:gridCol w:w="4320"/>
+        <w:gridCol w:w="4320"/>
+      </w:tblGrid>
+      <w:tr>
+        <w:tc>
+          <w:tcPr>
+            <w:tcW w:type="dxa" w:w="5184"/>
+            <w:shd w:val="clear" w:color="auto" w:fill="1F3B4D"/>
+          </w:tcPr>
+          <w:p>
+            <w:pPr>
+              <w:spacing w:after="40" w:before="40"/>
+            </w:pPr>
+            <w:r/>
+            <w:r>
+              <w:rPr>
+                <w:rFonts w:ascii="Calibri" w:hAnsi="Calibri"/>
+                <w:b/>
+                <w:color w:val="FFFFFF"/>
+                <w:sz w:val="19"/>
+              </w:rPr>
+              <w:t>Financial baseline (annualized YTD)</w:t>
+            </w:r>
+          </w:p>
+        </w:tc>
+        <w:tc>
+          <w:tcPr>
+            <w:tcW w:type="dxa" w:w="2880"/>
+            <w:shd w:val="clear" w:color="auto" w:fill="1F3B4D"/>
+          </w:tcPr>
+          <w:p>
+            <w:pPr>
+              <w:spacing w:after="40" w:before="40"/>
+              <w:jc w:val="center"/>
+            </w:pPr>
+            <w:r/>
+            <w:r>
+              <w:rPr>
+                <w:rFonts w:ascii="Calibri" w:hAnsi="Calibri"/>
+                <w:b/>
+                <w:color w:val="FFFFFF"/>
+                <w:sz w:val="19"/>
+              </w:rPr>
+              <w:t>Amount</w:t>
+            </w:r>
+          </w:p>
+        </w:tc>
+      </w:tr>
+      <w:tr>
+        <w:tc>
+          <w:tcPr>
+            <w:tcW w:type="dxa" w:w="5184"/>
+          </w:tcPr>
+          <w:p>
+            <w:pPr>
+              <w:spacing w:after="40" w:before="40"/>
+            </w:pPr>
+            <w:r/>
+            <w:r>
+              <w:rPr>
+                <w:rFonts w:ascii="Calibri" w:hAnsi="Calibri"/>
+                <w:b w:val="0"/>
+                <w:sz w:val="19"/>
+              </w:rPr>
+              <w:t>Total operating revenue</w:t>
+            </w:r>
+          </w:p>
+        </w:tc>
+        <w:tc>
+          <w:tcPr>
+            <w:tcW w:type="dxa" w:w="2880"/>
+          </w:tcPr>
+          <w:p>
+            <w:pPr>
+              <w:spacing w:after="40" w:before="40"/>
+              <w:jc w:val="right"/>
+            </w:pPr>
+            <w:r/>
+            <w:r>
+              <w:rPr>
+                <w:rFonts w:ascii="Calibri" w:hAnsi="Calibri"/>
+                <w:b w:val="0"/>
+                <w:sz w:val="19"/>
+              </w:rPr>
+              <w:t>$4,130,718</w:t>
+            </w:r>
+          </w:p>
+        </w:tc>
+      </w:tr>
+      <w:tr>
+        <w:tc>
+          <w:tcPr>
+            <w:tcW w:type="dxa" w:w="5184"/>
+            <w:shd w:val="clear" w:color="auto" w:fill="F2F6FA"/>
+          </w:tcPr>
+          <w:p>
+            <w:pPr>
+              <w:spacing w:after="40" w:before="40"/>
+            </w:pPr>
+            <w:r/>
+            <w:r>
+              <w:rPr>
+                <w:rFonts w:ascii="Calibri" w:hAnsi="Calibri"/>
+                <w:b w:val="0"/>
+                <w:sz w:val="19"/>
+              </w:rPr>
+              <w:t>Total operating expense (excl. D&amp;A)</w:t>
+            </w:r>
+          </w:p>
+        </w:tc>
+        <w:tc>
+          <w:tcPr>
+            <w:tcW w:type="dxa" w:w="2880"/>
+            <w:shd w:val="clear" w:color="auto" w:fill="F2F6FA"/>
+          </w:tcPr>
+          <w:p>
+            <w:pPr>
+              <w:spacing w:after="40" w:before="40"/>
+              <w:jc w:val="right"/>
+            </w:pPr>
+            <w:r/>
+            <w:r>
+              <w:rPr>
+                <w:rFonts w:ascii="Calibri" w:hAnsi="Calibri"/>
+                <w:b w:val="0"/>
+                <w:sz w:val="19"/>
+              </w:rPr>
+              <w:t>$4,271,408</w:t>
+            </w:r>
+          </w:p>
+        </w:tc>
+      </w:tr>
+      <w:tr>
+        <w:tc>
+          <w:tcPr>
+            <w:tcW w:type="dxa" w:w="5184"/>
+          </w:tcPr>
+          <w:p>
+            <w:pPr>
+              <w:spacing w:after="40" w:before="40"/>
+            </w:pPr>
+            <w:r/>
+            <w:r>
+              <w:rPr>
+                <w:rFonts w:ascii="Calibri" w:hAnsi="Calibri"/>
+                <w:b w:val="0"/>
+                <w:sz w:val="19"/>
+              </w:rPr>
+              <w:t>EBITDA (operating income + D&amp;A)</w:t>
+            </w:r>
+          </w:p>
+        </w:tc>
+        <w:tc>
+          <w:tcPr>
+            <w:tcW w:type="dxa" w:w="2880"/>
+          </w:tcPr>
+          <w:p>
+            <w:pPr>
+              <w:spacing w:after="40" w:before="40"/>
+              <w:jc w:val="right"/>
+            </w:pPr>
+            <w:r/>
+            <w:r>
+              <w:rPr>
+                <w:rFonts w:ascii="Calibri" w:hAnsi="Calibri"/>
+                <w:b w:val="0"/>
+                <w:sz w:val="19"/>
+              </w:rPr>
+              <w:t>($140,688)</w:t>
+            </w:r>
+          </w:p>
+        </w:tc>
+      </w:tr>
+      <w:tr>
+        <w:tc>
+          <w:tcPr>
+            <w:tcW w:type="dxa" w:w="5184"/>
+            <w:shd w:val="clear" w:color="auto" w:fill="F2F6FA"/>
+          </w:tcPr>
+          <w:p>
+            <w:pPr>
+              <w:spacing w:after="40" w:before="40"/>
+            </w:pPr>
+            <w:r/>
+            <w:r>
+              <w:rPr>
+                <w:rFonts w:ascii="Calibri" w:hAnsi="Calibri"/>
+                <w:b w:val="0"/>
+                <w:sz w:val="19"/>
+              </w:rPr>
+              <w:t>Depreciation &amp; amortization</w:t>
+            </w:r>
+          </w:p>
+        </w:tc>
+        <w:tc>
+          <w:tcPr>
+            <w:tcW w:type="dxa" w:w="2880"/>
+            <w:shd w:val="clear" w:color="auto" w:fill="F2F6FA"/>
+          </w:tcPr>
+          <w:p>
+            <w:pPr>
+              <w:spacing w:after="40" w:before="40"/>
+              <w:jc w:val="right"/>
+            </w:pPr>
+            <w:r/>
+            <w:r>
+              <w:rPr>
+                <w:rFonts w:ascii="Calibri" w:hAnsi="Calibri"/>
+                <w:b w:val="0"/>
+                <w:sz w:val="19"/>
+              </w:rPr>
+              <w:t>$362,804</w:t>
+            </w:r>
+          </w:p>
+        </w:tc>
+      </w:tr>
+      <w:tr>
+        <w:tc>
+          <w:tcPr>
+            <w:tcW w:type="dxa" w:w="5184"/>
+          </w:tcPr>
+          <w:p>
+            <w:pPr>
+              <w:spacing w:after="40" w:before="40"/>
+            </w:pPr>
+            <w:r/>
+            <w:r>
+              <w:rPr>
+                <w:rFonts w:ascii="Calibri" w:hAnsi="Calibri"/>
+                <w:b w:val="0"/>
+                <w:sz w:val="19"/>
+              </w:rPr>
+              <w:t>Operating income (loss)</w:t>
+            </w:r>
+          </w:p>
+        </w:tc>
+        <w:tc>
+          <w:tcPr>
+            <w:tcW w:type="dxa" w:w="2880"/>
+          </w:tcPr>
+          <w:p>
+            <w:pPr>
+              <w:spacing w:after="40" w:before="40"/>
+              <w:jc w:val="right"/>
+            </w:pPr>
+            <w:r/>
+            <w:r>
+              <w:rPr>
+                <w:rFonts w:ascii="Calibri" w:hAnsi="Calibri"/>
+                <w:b w:val="0"/>
+                <w:sz w:val="19"/>
+              </w:rPr>
+              <w:t>($503,492)</w:t>
+            </w:r>
+          </w:p>
+        </w:tc>
+      </w:tr>
+      <w:tr>
+        <w:tc>
+          <w:tcPr>
+            <w:tcW w:type="dxa" w:w="5184"/>
+            <w:shd w:val="clear" w:color="auto" w:fill="F2F6FA"/>
+          </w:tcPr>
+          <w:p>
+            <w:pPr>
+              <w:spacing w:after="40" w:before="40"/>
+            </w:pPr>
+            <w:r/>
+            <w:r>
+              <w:rPr>
+                <w:rFonts w:ascii="Calibri" w:hAnsi="Calibri"/>
+                <w:b w:val="0"/>
+                <w:sz w:val="19"/>
+              </w:rPr>
+              <w:t>Interest expense (existing debt)</w:t>
+            </w:r>
+          </w:p>
+        </w:tc>
+        <w:tc>
+          <w:tcPr>
+            <w:tcW w:type="dxa" w:w="2880"/>
+            <w:shd w:val="clear" w:color="auto" w:fill="F2F6FA"/>
+          </w:tcPr>
+          <w:p>
+            <w:pPr>
+              <w:spacing w:after="40" w:before="40"/>
+              <w:jc w:val="right"/>
+            </w:pPr>
+            <w:r/>
+            <w:r>
+              <w:rPr>
+                <w:rFonts w:ascii="Calibri" w:hAnsi="Calibri"/>
+                <w:b w:val="0"/>
+                <w:sz w:val="19"/>
+              </w:rPr>
+              <w:t>($464,220)</w:t>
+            </w:r>
+          </w:p>
+        </w:tc>
+      </w:tr>
+      <w:tr>
+        <w:tc>
+          <w:tcPr>
+            <w:tcW w:type="dxa" w:w="5184"/>
+          </w:tcPr>
+          <w:p>
+            <w:pPr>
+              <w:spacing w:after="40" w:before="40"/>
+            </w:pPr>
+            <w:r/>
+            <w:r>
+              <w:rPr>
+                <w:rFonts w:ascii="Calibri" w:hAnsi="Calibri"/>
+                <w:b w:val="0"/>
+                <w:sz w:val="19"/>
+              </w:rPr>
+              <w:t>Grant income (nonoperating)</w:t>
+            </w:r>
+          </w:p>
+        </w:tc>
+        <w:tc>
+          <w:tcPr>
+            <w:tcW w:type="dxa" w:w="2880"/>
+          </w:tcPr>
+          <w:p>
+            <w:pPr>
+              <w:spacing w:after="40" w:before="40"/>
+              <w:jc w:val="right"/>
+            </w:pPr>
+            <w:r/>
+            <w:r>
+              <w:rPr>
+                <w:rFonts w:ascii="Calibri" w:hAnsi="Calibri"/>
+                <w:b w:val="0"/>
+                <w:sz w:val="19"/>
+              </w:rPr>
+              <w:t>$1,063,160</w:t>
+            </w:r>
+          </w:p>
+        </w:tc>
+      </w:tr>
+      <w:tr>
+        <w:tc>
+          <w:tcPr>
+            <w:tcW w:type="dxa" w:w="5184"/>
+            <w:shd w:val="clear" w:color="auto" w:fill="F2F6FA"/>
+          </w:tcPr>
+          <w:p>
+            <w:pPr>
+              <w:spacing w:after="40" w:before="40"/>
+            </w:pPr>
+            <w:r/>
+            <w:r>
+              <w:rPr>
+                <w:rFonts w:ascii="Calibri" w:hAnsi="Calibri"/>
+                <w:b w:val="0"/>
+                <w:sz w:val="19"/>
+              </w:rPr>
+              <w:t>Net income (grant-supported)</w:t>
+            </w:r>
+          </w:p>
+        </w:tc>
+        <w:tc>
+          <w:tcPr>
+            <w:tcW w:type="dxa" w:w="2880"/>
+            <w:shd w:val="clear" w:color="auto" w:fill="F2F6FA"/>
+          </w:tcPr>
+          <w:p>
+            <w:pPr>
+              <w:spacing w:after="40" w:before="40"/>
+              <w:jc w:val="right"/>
+            </w:pPr>
+            <w:r/>
+            <w:r>
+              <w:rPr>
+                <w:rFonts w:ascii="Calibri" w:hAnsi="Calibri"/>
+                <w:b w:val="0"/>
+                <w:sz w:val="19"/>
+              </w:rPr>
+              <w:t>$512,854</w:t>
+            </w:r>
+          </w:p>
+        </w:tc>
+      </w:tr>
+    </w:tbl>
+    <w:p>
+      <w:pPr>
+        <w:spacing w:after="40"/>
+      </w:pPr>
+    </w:p>
+    <w:p>
+      <w:pPr>
+        <w:spacing w:after="120"/>
+      </w:pPr>
+      <w:r>
+        <w:rPr>
+          <w:i w:val="0"/>
+          <w:sz w:val="20"/>
+        </w:rPr>
+        <w:t>RIVR Tech currently operates at roughly EBITDA break-even (a slight operating loss) on about $4.1M of annualized revenue, and is net-income-positive because of substantial grant funding. The five-year plan's central task is to scale subscribers and revenue to durable EBITDA profitability while managing existing debt service (~$0.46M/yr interest).</w:t>
+      </w:r>
+    </w:p>
+    <w:p>
+      <w:pPr>
+        <w:pStyle w:val="Heading2"/>
+      </w:pPr>
+      <w:r>
+        <w:rPr>
+          <w:rFonts w:ascii="Calibri" w:hAnsi="Calibri"/>
+          <w:color w:val="2E7D8A"/>
+          <w:sz w:val="25"/>
+        </w:rPr>
+        <w:t>Grant awards</w:t>
+      </w:r>
+    </w:p>
+    <w:p>
+      <w:pPr>
+        <w:spacing w:after="120"/>
+      </w:pPr>
+      <w:r>
+        <w:rPr>
+          <w:i w:val="0"/>
+          <w:sz w:val="21"/>
+        </w:rPr>
+        <w:t>RIVR Tech has been awarded approximately $11.6M in construction grants that fund network expansion into unserved and underserved areas:</w:t>
+      </w:r>
+    </w:p>
+    <w:tbl>
+      <w:tblPr>
+        <w:tblStyle w:val="TableGrid"/>
+        <w:tblW w:type="auto" w:w="0"/>
+        <w:jc w:val="center"/>
+        <w:tblLook w:firstColumn="1" w:firstRow="1" w:lastColumn="0" w:lastRow="0" w:noHBand="0" w:noVBand="1" w:val="04A0"/>
+      </w:tblPr>
+      <w:tblGrid>
+        <w:gridCol w:w="4320"/>
+        <w:gridCol w:w="4320"/>
+      </w:tblGrid>
+      <w:tr>
+        <w:tc>
+          <w:tcPr>
+            <w:tcW w:type="dxa" w:w="5184"/>
+            <w:shd w:val="clear" w:color="auto" w:fill="1F3B4D"/>
+          </w:tcPr>
+          <w:p>
+            <w:pPr>
+              <w:spacing w:after="40" w:before="40"/>
+            </w:pPr>
+            <w:r/>
+            <w:r>
+              <w:rPr>
+                <w:rFonts w:ascii="Calibri" w:hAnsi="Calibri"/>
+                <w:b/>
+                <w:color w:val="FFFFFF"/>
+                <w:sz w:val="19"/>
+              </w:rPr>
+              <w:t>Grant program</w:t>
+            </w:r>
+          </w:p>
+        </w:tc>
+        <w:tc>
+          <w:tcPr>
+            <w:tcW w:type="dxa" w:w="2880"/>
+            <w:shd w:val="clear" w:color="auto" w:fill="1F3B4D"/>
+          </w:tcPr>
+          <w:p>
+            <w:pPr>
+              <w:spacing w:after="40" w:before="40"/>
+              <w:jc w:val="center"/>
+            </w:pPr>
+            <w:r/>
+            <w:r>
+              <w:rPr>
+                <w:rFonts w:ascii="Calibri" w:hAnsi="Calibri"/>
+                <w:b/>
+                <w:color w:val="FFFFFF"/>
+                <w:sz w:val="19"/>
+              </w:rPr>
+              <w:t>Award</w:t>
+            </w:r>
+          </w:p>
+        </w:tc>
+      </w:tr>
+      <w:tr>
+        <w:tc>
+          <w:tcPr>
+            <w:tcW w:type="dxa" w:w="5184"/>
+          </w:tcPr>
+          <w:p>
+            <w:pPr>
+              <w:spacing w:after="40" w:before="40"/>
+            </w:pPr>
+            <w:r/>
+            <w:r>
+              <w:rPr>
+                <w:rFonts w:ascii="Calibri" w:hAnsi="Calibri"/>
+                <w:b w:val="0"/>
+                <w:sz w:val="19"/>
+              </w:rPr>
+              <w:t>CAB 2.0 — Hoke County</w:t>
+            </w:r>
+          </w:p>
+        </w:tc>
+        <w:tc>
+          <w:tcPr>
+            <w:tcW w:type="dxa" w:w="2880"/>
+          </w:tcPr>
+          <w:p>
+            <w:pPr>
+              <w:spacing w:after="40" w:before="40"/>
+              <w:jc w:val="right"/>
+            </w:pPr>
+            <w:r/>
+            <w:r>
+              <w:rPr>
+                <w:rFonts w:ascii="Calibri" w:hAnsi="Calibri"/>
+                <w:b w:val="0"/>
+                <w:sz w:val="19"/>
+              </w:rPr>
+              <w:t>$3,295,657</w:t>
+            </w:r>
+          </w:p>
+        </w:tc>
+      </w:tr>
+      <w:tr>
+        <w:tc>
+          <w:tcPr>
+            <w:tcW w:type="dxa" w:w="5184"/>
+            <w:shd w:val="clear" w:color="auto" w:fill="F2F6FA"/>
+          </w:tcPr>
+          <w:p>
+            <w:pPr>
+              <w:spacing w:after="40" w:before="40"/>
+            </w:pPr>
+            <w:r/>
+            <w:r>
+              <w:rPr>
+                <w:rFonts w:ascii="Calibri" w:hAnsi="Calibri"/>
+                <w:b w:val="0"/>
+                <w:sz w:val="19"/>
+              </w:rPr>
+              <w:t>CAB 2.0 — Scotland County</w:t>
+            </w:r>
+          </w:p>
+        </w:tc>
+        <w:tc>
+          <w:tcPr>
+            <w:tcW w:type="dxa" w:w="2880"/>
+            <w:shd w:val="clear" w:color="auto" w:fill="F2F6FA"/>
+          </w:tcPr>
+          <w:p>
+            <w:pPr>
+              <w:spacing w:after="40" w:before="40"/>
+              <w:jc w:val="right"/>
+            </w:pPr>
+            <w:r/>
+            <w:r>
+              <w:rPr>
+                <w:rFonts w:ascii="Calibri" w:hAnsi="Calibri"/>
+                <w:b w:val="0"/>
+                <w:sz w:val="19"/>
+              </w:rPr>
+              <w:t>$1,932,610</w:t>
+            </w:r>
+          </w:p>
+        </w:tc>
+      </w:tr>
+      <w:tr>
+        <w:tc>
+          <w:tcPr>
+            <w:tcW w:type="dxa" w:w="5184"/>
+          </w:tcPr>
+          <w:p>
+            <w:pPr>
+              <w:spacing w:after="40" w:before="40"/>
+            </w:pPr>
+            <w:r/>
+            <w:r>
+              <w:rPr>
+                <w:rFonts w:ascii="Calibri" w:hAnsi="Calibri"/>
+                <w:b w:val="0"/>
+                <w:sz w:val="19"/>
+              </w:rPr>
+              <w:t>CAB 2.0 — Robeson County</w:t>
+            </w:r>
+          </w:p>
+        </w:tc>
+        <w:tc>
+          <w:tcPr>
+            <w:tcW w:type="dxa" w:w="2880"/>
+          </w:tcPr>
+          <w:p>
+            <w:pPr>
+              <w:spacing w:after="40" w:before="40"/>
+              <w:jc w:val="right"/>
+            </w:pPr>
+            <w:r/>
+            <w:r>
+              <w:rPr>
+                <w:rFonts w:ascii="Calibri" w:hAnsi="Calibri"/>
+                <w:b w:val="0"/>
+                <w:sz w:val="19"/>
+              </w:rPr>
+              <w:t>$3,116,391</w:t>
+            </w:r>
+          </w:p>
+        </w:tc>
+      </w:tr>
+      <w:tr>
+        <w:tc>
+          <w:tcPr>
+            <w:tcW w:type="dxa" w:w="5184"/>
+            <w:shd w:val="clear" w:color="auto" w:fill="F2F6FA"/>
+          </w:tcPr>
+          <w:p>
+            <w:pPr>
+              <w:spacing w:after="40" w:before="40"/>
+            </w:pPr>
+            <w:r/>
+            <w:r>
+              <w:rPr>
+                <w:rFonts w:ascii="Calibri" w:hAnsi="Calibri"/>
+                <w:b w:val="0"/>
+                <w:sz w:val="19"/>
+              </w:rPr>
+              <w:t>NC Stop GAP (Hoke/Scotland/Robeson)</w:t>
+            </w:r>
+          </w:p>
+        </w:tc>
+        <w:tc>
+          <w:tcPr>
+            <w:tcW w:type="dxa" w:w="2880"/>
+            <w:shd w:val="clear" w:color="auto" w:fill="F2F6FA"/>
+          </w:tcPr>
+          <w:p>
+            <w:pPr>
+              <w:spacing w:after="40" w:before="40"/>
+              <w:jc w:val="right"/>
+            </w:pPr>
+            <w:r/>
+            <w:r>
+              <w:rPr>
+                <w:rFonts w:ascii="Calibri" w:hAnsi="Calibri"/>
+                <w:b w:val="0"/>
+                <w:sz w:val="19"/>
+              </w:rPr>
+              <w:t>$2,812,776 ($1.6M reimbursed)</w:t>
+            </w:r>
+          </w:p>
+        </w:tc>
+      </w:tr>
+      <w:tr>
+        <w:tc>
+          <w:tcPr>
+            <w:tcW w:type="dxa" w:w="5184"/>
+          </w:tcPr>
+          <w:p>
+            <w:pPr>
+              <w:spacing w:after="40" w:before="40"/>
+            </w:pPr>
+            <w:r/>
+            <w:r>
+              <w:rPr>
+                <w:rFonts w:ascii="Calibri" w:hAnsi="Calibri"/>
+                <w:b w:val="0"/>
+                <w:sz w:val="19"/>
+              </w:rPr>
+              <w:t>BTAP (engineering grant)</w:t>
+            </w:r>
+          </w:p>
+        </w:tc>
+        <w:tc>
+          <w:tcPr>
+            <w:tcW w:type="dxa" w:w="2880"/>
+          </w:tcPr>
+          <w:p>
+            <w:pPr>
+              <w:spacing w:after="40" w:before="40"/>
+              <w:jc w:val="right"/>
+            </w:pPr>
+            <w:r/>
+            <w:r>
+              <w:rPr>
+                <w:rFonts w:ascii="Calibri" w:hAnsi="Calibri"/>
+                <w:b w:val="0"/>
+                <w:sz w:val="19"/>
+              </w:rPr>
+              <w:t>$419,000</w:t>
+            </w:r>
+          </w:p>
+        </w:tc>
+      </w:tr>
+      <w:tr>
+        <w:tc>
+          <w:tcPr>
+            <w:tcW w:type="dxa" w:w="5184"/>
+            <w:shd w:val="clear" w:color="auto" w:fill="E9EFF4"/>
+          </w:tcPr>
+          <w:p>
+            <w:pPr>
+              <w:spacing w:after="40" w:before="40"/>
+            </w:pPr>
+            <w:r/>
+            <w:r>
+              <w:rPr>
+                <w:rFonts w:ascii="Calibri" w:hAnsi="Calibri"/>
+                <w:b/>
+                <w:sz w:val="19"/>
+              </w:rPr>
+              <w:t>Total identified awards</w:t>
+            </w:r>
+          </w:p>
+        </w:tc>
+        <w:tc>
+          <w:tcPr>
+            <w:tcW w:type="dxa" w:w="2880"/>
+            <w:shd w:val="clear" w:color="auto" w:fill="E9EFF4"/>
+          </w:tcPr>
+          <w:p>
+            <w:pPr>
+              <w:spacing w:after="40" w:before="40"/>
+              <w:jc w:val="right"/>
+            </w:pPr>
+            <w:r/>
+            <w:r>
+              <w:rPr>
+                <w:rFonts w:ascii="Calibri" w:hAnsi="Calibri"/>
+                <w:b/>
+                <w:sz w:val="19"/>
+              </w:rPr>
+              <w:t>$11,576,434</w:t>
+            </w:r>
+          </w:p>
+        </w:tc>
+      </w:tr>
+    </w:tbl>
+    <w:p>
+      <w:pPr>
+        <w:spacing w:after="40"/>
+      </w:pPr>
+    </w:p>
+    <w:p>
+      <w:pPr>
+        <w:spacing w:after="120"/>
+      </w:pPr>
+      <w:r>
+        <w:rPr>
+          <w:i/>
+          <w:color w:val="606060"/>
+          <w:sz w:val="19"/>
+        </w:rPr>
+        <w:t>Grant construction reimbursement offsets a meaningful share of the capital program and is modeled as a nonoperating funding source; more than $2M of underground new-build has been identified as eligible for reimbursement.</w:t>
       </w:r>
     </w:p>
     <w:p>
@@ -2508,7 +3295,7 @@
                 <w:b w:val="0"/>
                 <w:sz w:val="19"/>
               </w:rPr>
-              <w:t>$98.61</w:t>
+              <w:t>$75.20</w:t>
             </w:r>
           </w:p>
         </w:tc>
@@ -2528,7 +3315,7 @@
                 <w:b w:val="0"/>
                 <w:sz w:val="19"/>
               </w:rPr>
-              <w:t>$100.37</w:t>
+              <w:t>$76.55</w:t>
             </w:r>
           </w:p>
         </w:tc>
@@ -2548,7 +3335,7 @@
                 <w:b w:val="0"/>
                 <w:sz w:val="19"/>
               </w:rPr>
-              <w:t>$102.43</w:t>
+              <w:t>$78.05</w:t>
             </w:r>
           </w:p>
         </w:tc>
@@ -2568,7 +3355,7 @@
                 <w:b w:val="0"/>
                 <w:sz w:val="19"/>
               </w:rPr>
-              <w:t>$104.64</w:t>
+              <w:t>$79.68</w:t>
             </w:r>
           </w:p>
         </w:tc>
@@ -2588,7 +3375,7 @@
                 <w:b w:val="0"/>
                 <w:sz w:val="19"/>
               </w:rPr>
-              <w:t>$106.92</w:t>
+              <w:t>$81.39</w:t>
             </w:r>
           </w:p>
         </w:tc>
@@ -7764,7 +8551,7 @@
                 <w:b w:val="0"/>
                 <w:sz w:val="19"/>
               </w:rPr>
-              <w:t>$0.8M</w:t>
+              <w:t>$1.0M</w:t>
             </w:r>
           </w:p>
         </w:tc>
@@ -7784,7 +8571,7 @@
                 <w:b w:val="0"/>
                 <w:sz w:val="19"/>
               </w:rPr>
-              <w:t>$0.9M</w:t>
+              <w:t>$1.2M</w:t>
             </w:r>
           </w:p>
         </w:tc>
@@ -7804,7 +8591,7 @@
                 <w:b w:val="0"/>
                 <w:sz w:val="19"/>
               </w:rPr>
-              <w:t>$1.1M</w:t>
+              <w:t>$1.4M</w:t>
             </w:r>
           </w:p>
         </w:tc>
@@ -7824,7 +8611,7 @@
                 <w:b w:val="0"/>
                 <w:sz w:val="19"/>
               </w:rPr>
-              <w:t>$1.2M</w:t>
+              <w:t>$1.6M</w:t>
             </w:r>
           </w:p>
         </w:tc>
@@ -7867,7 +8654,7 @@
                 <w:b w:val="0"/>
                 <w:sz w:val="19"/>
               </w:rPr>
-              <w:t>$0.9M</w:t>
+              <w:t>$1.0M</w:t>
             </w:r>
           </w:p>
         </w:tc>
@@ -7888,7 +8675,7 @@
                 <w:b w:val="0"/>
                 <w:sz w:val="19"/>
               </w:rPr>
-              <w:t>$1.0M</w:t>
+              <w:t>$1.1M</w:t>
             </w:r>
           </w:p>
         </w:tc>
@@ -7909,7 +8696,7 @@
                 <w:b w:val="0"/>
                 <w:sz w:val="19"/>
               </w:rPr>
-              <w:t>$1.1M</w:t>
+              <w:t>$1.3M</w:t>
             </w:r>
           </w:p>
         </w:tc>
@@ -7930,7 +8717,7 @@
                 <w:b w:val="0"/>
                 <w:sz w:val="19"/>
               </w:rPr>
-              <w:t>$1.2M</w:t>
+              <w:t>$1.5M</w:t>
             </w:r>
           </w:p>
         </w:tc>
@@ -7951,7 +8738,7 @@
                 <w:b w:val="0"/>
                 <w:sz w:val="19"/>
               </w:rPr>
-              <w:t>$1.4M</w:t>
+              <w:t>$1.6M</w:t>
             </w:r>
           </w:p>
         </w:tc>
@@ -7992,7 +8779,7 @@
                 <w:b w:val="0"/>
                 <w:sz w:val="19"/>
               </w:rPr>
-              <w:t>$0.5M</w:t>
+              <w:t>$0.6M</w:t>
             </w:r>
           </w:p>
         </w:tc>
@@ -8012,7 +8799,7 @@
                 <w:b w:val="0"/>
                 <w:sz w:val="19"/>
               </w:rPr>
-              <w:t>$0.6M</w:t>
+              <w:t>$0.8M</w:t>
             </w:r>
           </w:p>
         </w:tc>
@@ -8032,7 +8819,7 @@
                 <w:b w:val="0"/>
                 <w:sz w:val="19"/>
               </w:rPr>
-              <w:t>$0.6M</w:t>
+              <w:t>$0.9M</w:t>
             </w:r>
           </w:p>
         </w:tc>
@@ -8052,7 +8839,7 @@
                 <w:b w:val="0"/>
                 <w:sz w:val="19"/>
               </w:rPr>
-              <w:t>$0.6M</w:t>
+              <w:t>$1.0M</w:t>
             </w:r>
           </w:p>
         </w:tc>
@@ -8072,7 +8859,7 @@
                 <w:b w:val="0"/>
                 <w:sz w:val="19"/>
               </w:rPr>
-              <w:t>$0.6M</w:t>
+              <w:t>$1.2M</w:t>
             </w:r>
           </w:p>
         </w:tc>
@@ -8115,7 +8902,7 @@
                 <w:b w:val="0"/>
                 <w:sz w:val="19"/>
               </w:rPr>
-              <w:t>$3.7M</w:t>
+              <w:t>$2.5M</w:t>
             </w:r>
           </w:p>
         </w:tc>
@@ -8136,7 +8923,7 @@
                 <w:b w:val="0"/>
                 <w:sz w:val="19"/>
               </w:rPr>
-              <w:t>$4.5M</w:t>
+              <w:t>$2.8M</w:t>
             </w:r>
           </w:p>
         </w:tc>
@@ -8157,7 +8944,7 @@
                 <w:b w:val="0"/>
                 <w:sz w:val="19"/>
               </w:rPr>
-              <w:t>$5.4M</w:t>
+              <w:t>$3.2M</w:t>
             </w:r>
           </w:p>
         </w:tc>
@@ -8178,7 +8965,7 @@
                 <w:b w:val="0"/>
                 <w:sz w:val="19"/>
               </w:rPr>
-              <w:t>$6.2M</w:t>
+              <w:t>$3.5M</w:t>
             </w:r>
           </w:p>
         </w:tc>
@@ -8199,7 +8986,7 @@
                 <w:b w:val="0"/>
                 <w:sz w:val="19"/>
               </w:rPr>
-              <w:t>$7.1M</w:t>
+              <w:t>$3.8M</w:t>
             </w:r>
           </w:p>
         </w:tc>
@@ -8242,7 +9029,7 @@
                 <w:b/>
                 <w:sz w:val="19"/>
               </w:rPr>
-              <w:t>$5.8M</w:t>
+              <w:t>$4.9M</w:t>
             </w:r>
           </w:p>
         </w:tc>
@@ -8263,7 +9050,7 @@
                 <w:b/>
                 <w:sz w:val="19"/>
               </w:rPr>
-              <w:t>$6.9M</w:t>
+              <w:t>$5.7M</w:t>
             </w:r>
           </w:p>
         </w:tc>
@@ -8284,7 +9071,7 @@
                 <w:b/>
                 <w:sz w:val="19"/>
               </w:rPr>
-              <w:t>$8.1M</w:t>
+              <w:t>$6.6M</w:t>
             </w:r>
           </w:p>
         </w:tc>
@@ -8305,7 +9092,7 @@
                 <w:b/>
                 <w:sz w:val="19"/>
               </w:rPr>
-              <w:t>$9.2M</w:t>
+              <w:t>$7.4M</w:t>
             </w:r>
           </w:p>
         </w:tc>
@@ -8326,7 +9113,7 @@
                 <w:b/>
                 <w:sz w:val="19"/>
               </w:rPr>
-              <w:t>$10.3M</w:t>
+              <w:t>$8.2M</w:t>
             </w:r>
           </w:p>
         </w:tc>
@@ -8534,7 +9321,7 @@
                 <w:b w:val="0"/>
                 <w:sz w:val="19"/>
               </w:rPr>
-              <w:t>$3.7M</w:t>
+              <w:t>$2.4M</w:t>
             </w:r>
           </w:p>
         </w:tc>
@@ -8554,7 +9341,7 @@
                 <w:b w:val="0"/>
                 <w:sz w:val="19"/>
               </w:rPr>
-              <w:t>$4.5M</w:t>
+              <w:t>$2.7M</w:t>
             </w:r>
           </w:p>
         </w:tc>
@@ -8574,7 +9361,7 @@
                 <w:b w:val="0"/>
                 <w:sz w:val="19"/>
               </w:rPr>
-              <w:t>$5.3M</w:t>
+              <w:t>$3.0M</w:t>
             </w:r>
           </w:p>
         </w:tc>
@@ -8594,7 +9381,7 @@
                 <w:b w:val="0"/>
                 <w:sz w:val="19"/>
               </w:rPr>
-              <w:t>$6.1M</w:t>
+              <w:t>$3.3M</w:t>
             </w:r>
           </w:p>
         </w:tc>
@@ -8614,7 +9401,7 @@
                 <w:b w:val="0"/>
                 <w:sz w:val="19"/>
               </w:rPr>
-              <w:t>$6.9M</w:t>
+              <w:t>$3.6M</w:t>
             </w:r>
           </w:p>
         </w:tc>
@@ -8657,7 +9444,7 @@
                 <w:b w:val="0"/>
                 <w:sz w:val="19"/>
               </w:rPr>
-              <w:t>$0.6M</w:t>
+              <w:t>$0.8M</w:t>
             </w:r>
           </w:p>
         </w:tc>
@@ -8678,7 +9465,7 @@
                 <w:b w:val="0"/>
                 <w:sz w:val="19"/>
               </w:rPr>
-              <w:t>$0.8M</w:t>
+              <w:t>$1.0M</w:t>
             </w:r>
           </w:p>
         </w:tc>
@@ -8699,7 +9486,7 @@
                 <w:b w:val="0"/>
                 <w:sz w:val="19"/>
               </w:rPr>
-              <w:t>$1.0M</w:t>
+              <w:t>$1.2M</w:t>
             </w:r>
           </w:p>
         </w:tc>
@@ -8720,7 +9507,7 @@
                 <w:b w:val="0"/>
                 <w:sz w:val="19"/>
               </w:rPr>
-              <w:t>$1.1M</w:t>
+              <w:t>$1.5M</w:t>
             </w:r>
           </w:p>
         </w:tc>
@@ -8741,7 +9528,7 @@
                 <w:b w:val="0"/>
                 <w:sz w:val="19"/>
               </w:rPr>
-              <w:t>$1.3M</w:t>
+              <w:t>$1.7M</w:t>
             </w:r>
           </w:p>
         </w:tc>
@@ -8782,7 +9569,7 @@
                 <w:b w:val="0"/>
                 <w:sz w:val="19"/>
               </w:rPr>
-              <w:t>$1.4M</w:t>
+              <w:t>$1.7M</w:t>
             </w:r>
           </w:p>
         </w:tc>
@@ -8802,7 +9589,7 @@
                 <w:b w:val="0"/>
                 <w:sz w:val="19"/>
               </w:rPr>
-              <w:t>$1.6M</w:t>
+              <w:t>$2.0M</w:t>
             </w:r>
           </w:p>
         </w:tc>
@@ -8822,7 +9609,7 @@
                 <w:b w:val="0"/>
                 <w:sz w:val="19"/>
               </w:rPr>
-              <w:t>$1.8M</w:t>
+              <w:t>$2.3M</w:t>
             </w:r>
           </w:p>
         </w:tc>
@@ -8842,7 +9629,7 @@
                 <w:b w:val="0"/>
                 <w:sz w:val="19"/>
               </w:rPr>
-              <w:t>$2.0M</w:t>
+              <w:t>$2.7M</w:t>
             </w:r>
           </w:p>
         </w:tc>
@@ -8862,7 +9649,7 @@
                 <w:b w:val="0"/>
                 <w:sz w:val="19"/>
               </w:rPr>
-              <w:t>$2.2M</w:t>
+              <w:t>$2.9M</w:t>
             </w:r>
           </w:p>
         </w:tc>
@@ -8905,7 +9692,7 @@
                 <w:b w:val="0"/>
                 <w:sz w:val="19"/>
               </w:rPr>
-              <w:t>$1,047</w:t>
+              <w:t>$882</w:t>
             </w:r>
           </w:p>
         </w:tc>
@@ -8926,7 +9713,7 @@
                 <w:b w:val="0"/>
                 <w:sz w:val="19"/>
               </w:rPr>
-              <w:t>$993</w:t>
+              <w:t>$817</w:t>
             </w:r>
           </w:p>
         </w:tc>
@@ -8947,7 +9734,7 @@
                 <w:b w:val="0"/>
                 <w:sz w:val="19"/>
               </w:rPr>
-              <w:t>$955</w:t>
+              <w:t>$775</w:t>
             </w:r>
           </w:p>
         </w:tc>
@@ -8968,7 +9755,7 @@
                 <w:b w:val="0"/>
                 <w:sz w:val="19"/>
               </w:rPr>
-              <w:t>$932</w:t>
+              <w:t>$753</w:t>
             </w:r>
           </w:p>
         </w:tc>
@@ -8989,7 +9776,7 @@
                 <w:b w:val="0"/>
                 <w:sz w:val="19"/>
               </w:rPr>
-              <w:t>$940</w:t>
+              <w:t>$750</w:t>
             </w:r>
           </w:p>
         </w:tc>
@@ -9030,7 +9817,7 @@
                 <w:b w:val="0"/>
                 <w:sz w:val="19"/>
               </w:rPr>
-              <w:t>0.864</w:t>
+              <w:t>0.948</w:t>
             </w:r>
           </w:p>
         </w:tc>
@@ -9050,7 +9837,7 @@
                 <w:b w:val="0"/>
                 <w:sz w:val="19"/>
               </w:rPr>
-              <w:t>0.807</w:t>
+              <w:t>0.865</w:t>
             </w:r>
           </w:p>
         </w:tc>
@@ -9070,7 +9857,7 @@
                 <w:b w:val="0"/>
                 <w:sz w:val="19"/>
               </w:rPr>
-              <w:t>0.764</w:t>
+              <w:t>0.809</w:t>
             </w:r>
           </w:p>
         </w:tc>
@@ -9090,7 +9877,7 @@
                 <w:b w:val="0"/>
                 <w:sz w:val="19"/>
               </w:rPr>
-              <w:t>0.732</w:t>
+              <w:t>0.773</w:t>
             </w:r>
           </w:p>
         </w:tc>
@@ -9110,7 +9897,7 @@
                 <w:b w:val="0"/>
                 <w:sz w:val="19"/>
               </w:rPr>
-              <w:t>0.724</w:t>
+              <w:t>0.756</w:t>
             </w:r>
           </w:p>
         </w:tc>
@@ -9131,7 +9918,7 @@
           <w:color w:val="606060"/>
           <w:sz w:val="19"/>
         </w:rPr>
-        <w:t>Operating cost per subscriber falls from roughly $1,047 to ~$940 as fixed costs are spread over a larger base — the core scale story of the plan. The full 25+ line operating-expense model, with each line classified Fixed / Variable / Semi-variable and Direct / S&amp;M / NetOps / G&amp;A, is on the Excel 'Operating Expenses' tab.</w:t>
+        <w:t>Operating cost per subscriber falls from about $882 to ~$750 as fixed costs are spread over a larger base — the core scale story of the plan. The operating-expense model is built up from the Q2-2026 actual income-statement categories (COGS, LREMC intercompany, engineering &amp; operations, marketing, sales &amp; customer support, G&amp;A, accounting, HR, IT, taxes), each grown on subscriber, headcount, inflation, and revenue drivers, and classified Fixed / Variable / Semi-variable and Direct / S&amp;M / NetOps / G&amp;A on the Excel 'Operating Expenses' tab.</w:t>
       </w:r>
     </w:p>
     <w:p>
@@ -9880,7 +10667,7 @@
                 <w:b w:val="0"/>
                 <w:sz w:val="19"/>
               </w:rPr>
-              <w:t>$257</w:t>
+              <w:t>$324</w:t>
             </w:r>
           </w:p>
         </w:tc>
@@ -9901,7 +10688,7 @@
                 <w:b w:val="0"/>
                 <w:sz w:val="19"/>
               </w:rPr>
-              <w:t>$257</w:t>
+              <w:t>$341</w:t>
             </w:r>
           </w:p>
         </w:tc>
@@ -9922,7 +10709,7 @@
                 <w:b w:val="0"/>
                 <w:sz w:val="19"/>
               </w:rPr>
-              <w:t>$267</w:t>
+              <w:t>$384</w:t>
             </w:r>
           </w:p>
         </w:tc>
@@ -9943,7 +10730,7 @@
                 <w:b w:val="0"/>
                 <w:sz w:val="19"/>
               </w:rPr>
-              <w:t>$287</w:t>
+              <w:t>$462</w:t>
             </w:r>
           </w:p>
         </w:tc>
@@ -9964,7 +10751,7 @@
                 <w:b w:val="0"/>
                 <w:sz w:val="19"/>
               </w:rPr>
-              <w:t>$312</w:t>
+              <w:t>$555</w:t>
             </w:r>
           </w:p>
         </w:tc>
@@ -10005,7 +10792,7 @@
                 <w:b w:val="0"/>
                 <w:sz w:val="19"/>
               </w:rPr>
-              <w:t>$401,445</w:t>
+              <w:t>$360,186</w:t>
             </w:r>
           </w:p>
         </w:tc>
@@ -10025,7 +10812,7 @@
                 <w:b w:val="0"/>
                 <w:sz w:val="19"/>
               </w:rPr>
-              <w:t>$445,210</w:t>
+              <w:t>$429,788</w:t>
             </w:r>
           </w:p>
         </w:tc>
@@ -10045,7 +10832,7 @@
                 <w:b w:val="0"/>
                 <w:sz w:val="19"/>
               </w:rPr>
-              <w:t>$465,738</w:t>
+              <w:t>$506,099</w:t>
             </w:r>
           </w:p>
         </w:tc>
@@ -10065,7 +10852,7 @@
                 <w:b w:val="0"/>
                 <w:sz w:val="19"/>
               </w:rPr>
-              <w:t>$455,057</w:t>
+              <w:t>$579,639</w:t>
             </w:r>
           </w:p>
         </w:tc>
@@ -10085,7 +10872,7 @@
                 <w:b w:val="0"/>
                 <w:sz w:val="19"/>
               </w:rPr>
-              <w:t>$435,646</w:t>
+              <w:t>$644,648</w:t>
             </w:r>
           </w:p>
         </w:tc>
@@ -10107,7 +10894,7 @@
                 <w:b w:val="0"/>
                 <w:sz w:val="19"/>
               </w:rPr>
-              <w:t>Sales commissions</w:t>
+              <w:t>Sales &amp; customer support</w:t>
             </w:r>
           </w:p>
         </w:tc>
@@ -10128,7 +10915,7 @@
                 <w:b w:val="0"/>
                 <w:sz w:val="19"/>
               </w:rPr>
-              <w:t>$97,655</w:t>
+              <w:t>$267,883</w:t>
             </w:r>
           </w:p>
         </w:tc>
@@ -10149,7 +10936,7 @@
                 <w:b w:val="0"/>
                 <w:sz w:val="19"/>
               </w:rPr>
-              <w:t>$125,683</w:t>
+              <w:t>$326,188</w:t>
             </w:r>
           </w:p>
         </w:tc>
@@ -10170,7 +10957,7 @@
                 <w:b w:val="0"/>
                 <w:sz w:val="19"/>
               </w:rPr>
-              <w:t>$156,432</w:t>
+              <w:t>$390,192</w:t>
             </w:r>
           </w:p>
         </w:tc>
@@ -10191,7 +10978,7 @@
                 <w:b w:val="0"/>
                 <w:sz w:val="19"/>
               </w:rPr>
-              <w:t>$185,650</w:t>
+              <w:t>$451,790</w:t>
             </w:r>
           </w:p>
         </w:tc>
@@ -10212,7 +10999,7 @@
                 <w:b w:val="0"/>
                 <w:sz w:val="19"/>
               </w:rPr>
-              <w:t>$210,767</w:t>
+              <w:t>$506,057</w:t>
             </w:r>
           </w:p>
         </w:tc>
@@ -10323,7 +11110,7 @@
           <w:i w:val="0"/>
           <w:sz w:val="21"/>
         </w:rPr>
-        <w:t>The base-case financials below flow from the Excel model. RIVR Tech is EBITDA-positive in every year; free cash flow before financing is negative during the build, funded within the $50M capital program.</w:t>
+        <w:t>The base-case financials below flow from the Excel model, built up from the Q2-2026 actual baseline. EBITDA turns positive in 2027 and scales; GAAP net income is pressured in later years by rising depreciation on the expanding $50M plant (a non-cash charge) — EBITDA is the operating-health metric during the build.</w:t>
       </w:r>
     </w:p>
     <w:tbl>
@@ -10357,7 +11144,7 @@
                 <w:rFonts w:ascii="Calibri" w:hAnsi="Calibri"/>
                 <w:b/>
                 <w:color w:val="FFFFFF"/>
-                <w:sz w:val="19"/>
+                <w:sz w:val="18"/>
               </w:rPr>
               <w:t>$ (Base Case)</w:t>
             </w:r>
@@ -10379,7 +11166,7 @@
                 <w:rFonts w:ascii="Calibri" w:hAnsi="Calibri"/>
                 <w:b/>
                 <w:color w:val="FFFFFF"/>
-                <w:sz w:val="19"/>
+                <w:sz w:val="18"/>
               </w:rPr>
               <w:t>2027</w:t>
             </w:r>
@@ -10401,7 +11188,7 @@
                 <w:rFonts w:ascii="Calibri" w:hAnsi="Calibri"/>
                 <w:b/>
                 <w:color w:val="FFFFFF"/>
-                <w:sz w:val="19"/>
+                <w:sz w:val="18"/>
               </w:rPr>
               <w:t>2028</w:t>
             </w:r>
@@ -10423,7 +11210,7 @@
                 <w:rFonts w:ascii="Calibri" w:hAnsi="Calibri"/>
                 <w:b/>
                 <w:color w:val="FFFFFF"/>
-                <w:sz w:val="19"/>
+                <w:sz w:val="18"/>
               </w:rPr>
               <w:t>2029</w:t>
             </w:r>
@@ -10445,7 +11232,7 @@
                 <w:rFonts w:ascii="Calibri" w:hAnsi="Calibri"/>
                 <w:b/>
                 <w:color w:val="FFFFFF"/>
-                <w:sz w:val="19"/>
+                <w:sz w:val="18"/>
               </w:rPr>
               <w:t>2030</w:t>
             </w:r>
@@ -10467,7 +11254,7 @@
                 <w:rFonts w:ascii="Calibri" w:hAnsi="Calibri"/>
                 <w:b/>
                 <w:color w:val="FFFFFF"/>
-                <w:sz w:val="19"/>
+                <w:sz w:val="18"/>
               </w:rPr>
               <w:t>2031</w:t>
             </w:r>
@@ -10488,7 +11275,7 @@
               <w:rPr>
                 <w:rFonts w:ascii="Calibri" w:hAnsi="Calibri"/>
                 <w:b w:val="0"/>
-                <w:sz w:val="19"/>
+                <w:sz w:val="18"/>
               </w:rPr>
               <w:t>Revenue</w:t>
             </w:r>
@@ -10508,9 +11295,9 @@
               <w:rPr>
                 <w:rFonts w:ascii="Calibri" w:hAnsi="Calibri"/>
                 <w:b w:val="0"/>
-                <w:sz w:val="19"/>
-              </w:rPr>
-              <w:t>$6.7M</w:t>
+                <w:sz w:val="18"/>
+              </w:rPr>
+              <w:t>$5.1M</w:t>
             </w:r>
           </w:p>
         </w:tc>
@@ -10528,9 +11315,9 @@
               <w:rPr>
                 <w:rFonts w:ascii="Calibri" w:hAnsi="Calibri"/>
                 <w:b w:val="0"/>
-                <w:sz w:val="19"/>
-              </w:rPr>
-              <w:t>$8.6M</w:t>
+                <w:sz w:val="18"/>
+              </w:rPr>
+              <w:t>$6.6M</w:t>
             </w:r>
           </w:p>
         </w:tc>
@@ -10548,9 +11335,9 @@
               <w:rPr>
                 <w:rFonts w:ascii="Calibri" w:hAnsi="Calibri"/>
                 <w:b w:val="0"/>
-                <w:sz w:val="19"/>
-              </w:rPr>
-              <w:t>$10.6M</w:t>
+                <w:sz w:val="18"/>
+              </w:rPr>
+              <w:t>$8.1M</w:t>
             </w:r>
           </w:p>
         </w:tc>
@@ -10568,9 +11355,9 @@
               <w:rPr>
                 <w:rFonts w:ascii="Calibri" w:hAnsi="Calibri"/>
                 <w:b w:val="0"/>
-                <w:sz w:val="19"/>
-              </w:rPr>
-              <w:t>$12.6M</w:t>
+                <w:sz w:val="18"/>
+              </w:rPr>
+              <w:t>$9.6M</w:t>
             </w:r>
           </w:p>
         </w:tc>
@@ -10588,9 +11375,9 @@
               <w:rPr>
                 <w:rFonts w:ascii="Calibri" w:hAnsi="Calibri"/>
                 <w:b w:val="0"/>
-                <w:sz w:val="19"/>
-              </w:rPr>
-              <w:t>$14.2M</w:t>
+                <w:sz w:val="18"/>
+              </w:rPr>
+              <w:t>$10.9M</w:t>
             </w:r>
           </w:p>
         </w:tc>
@@ -10610,7 +11397,7 @@
               <w:rPr>
                 <w:rFonts w:ascii="Calibri" w:hAnsi="Calibri"/>
                 <w:b w:val="0"/>
-                <w:sz w:val="19"/>
+                <w:sz w:val="18"/>
               </w:rPr>
               <w:t>Operating expense</w:t>
             </w:r>
@@ -10631,9 +11418,9 @@
               <w:rPr>
                 <w:rFonts w:ascii="Calibri" w:hAnsi="Calibri"/>
                 <w:b w:val="0"/>
-                <w:sz w:val="19"/>
-              </w:rPr>
-              <w:t>$5.8M</w:t>
+                <w:sz w:val="18"/>
+              </w:rPr>
+              <w:t>$4.9M</w:t>
             </w:r>
           </w:p>
         </w:tc>
@@ -10652,9 +11439,9 @@
               <w:rPr>
                 <w:rFonts w:ascii="Calibri" w:hAnsi="Calibri"/>
                 <w:b w:val="0"/>
-                <w:sz w:val="19"/>
-              </w:rPr>
-              <w:t>$6.9M</w:t>
+                <w:sz w:val="18"/>
+              </w:rPr>
+              <w:t>$5.7M</w:t>
             </w:r>
           </w:p>
         </w:tc>
@@ -10673,9 +11460,9 @@
               <w:rPr>
                 <w:rFonts w:ascii="Calibri" w:hAnsi="Calibri"/>
                 <w:b w:val="0"/>
-                <w:sz w:val="19"/>
-              </w:rPr>
-              <w:t>$8.1M</w:t>
+                <w:sz w:val="18"/>
+              </w:rPr>
+              <w:t>$6.6M</w:t>
             </w:r>
           </w:p>
         </w:tc>
@@ -10694,9 +11481,9 @@
               <w:rPr>
                 <w:rFonts w:ascii="Calibri" w:hAnsi="Calibri"/>
                 <w:b w:val="0"/>
-                <w:sz w:val="19"/>
-              </w:rPr>
-              <w:t>$9.2M</w:t>
+                <w:sz w:val="18"/>
+              </w:rPr>
+              <w:t>$7.4M</w:t>
             </w:r>
           </w:p>
         </w:tc>
@@ -10715,9 +11502,9 @@
               <w:rPr>
                 <w:rFonts w:ascii="Calibri" w:hAnsi="Calibri"/>
                 <w:b w:val="0"/>
-                <w:sz w:val="19"/>
-              </w:rPr>
-              <w:t>$10.3M</w:t>
+                <w:sz w:val="18"/>
+              </w:rPr>
+              <w:t>$8.2M</w:t>
             </w:r>
           </w:p>
         </w:tc>
@@ -10736,7 +11523,7 @@
               <w:rPr>
                 <w:rFonts w:ascii="Calibri" w:hAnsi="Calibri"/>
                 <w:b w:val="0"/>
-                <w:sz w:val="19"/>
+                <w:sz w:val="18"/>
               </w:rPr>
               <w:t>EBITDA</w:t>
             </w:r>
@@ -10756,7 +11543,27 @@
               <w:rPr>
                 <w:rFonts w:ascii="Calibri" w:hAnsi="Calibri"/>
                 <w:b w:val="0"/>
-                <w:sz w:val="19"/>
+                <w:sz w:val="18"/>
+              </w:rPr>
+              <w:t>$0.3M</w:t>
+            </w:r>
+          </w:p>
+        </w:tc>
+        <w:tc>
+          <w:tcPr>
+            <w:tcW w:type="dxa" w:w="1368"/>
+          </w:tcPr>
+          <w:p>
+            <w:pPr>
+              <w:spacing w:after="40" w:before="40"/>
+              <w:jc w:val="right"/>
+            </w:pPr>
+            <w:r/>
+            <w:r>
+              <w:rPr>
+                <w:rFonts w:ascii="Calibri" w:hAnsi="Calibri"/>
+                <w:b w:val="0"/>
+                <w:sz w:val="18"/>
               </w:rPr>
               <w:t>$0.9M</w:t>
             </w:r>
@@ -10776,7 +11583,7 @@
               <w:rPr>
                 <w:rFonts w:ascii="Calibri" w:hAnsi="Calibri"/>
                 <w:b w:val="0"/>
-                <w:sz w:val="19"/>
+                <w:sz w:val="18"/>
               </w:rPr>
               <w:t>$1.6M</w:t>
             </w:r>
@@ -10796,9 +11603,9 @@
               <w:rPr>
                 <w:rFonts w:ascii="Calibri" w:hAnsi="Calibri"/>
                 <w:b w:val="0"/>
-                <w:sz w:val="19"/>
-              </w:rPr>
-              <w:t>$2.5M</w:t>
+                <w:sz w:val="18"/>
+              </w:rPr>
+              <w:t>$2.2M</w:t>
             </w:r>
           </w:p>
         </w:tc>
@@ -10816,29 +11623,9 @@
               <w:rPr>
                 <w:rFonts w:ascii="Calibri" w:hAnsi="Calibri"/>
                 <w:b w:val="0"/>
-                <w:sz w:val="19"/>
-              </w:rPr>
-              <w:t>$3.4M</w:t>
-            </w:r>
-          </w:p>
-        </w:tc>
-        <w:tc>
-          <w:tcPr>
-            <w:tcW w:type="dxa" w:w="1368"/>
-          </w:tcPr>
-          <w:p>
-            <w:pPr>
-              <w:spacing w:after="40" w:before="40"/>
-              <w:jc w:val="right"/>
-            </w:pPr>
-            <w:r/>
-            <w:r>
-              <w:rPr>
-                <w:rFonts w:ascii="Calibri" w:hAnsi="Calibri"/>
-                <w:b w:val="0"/>
-                <w:sz w:val="19"/>
-              </w:rPr>
-              <w:t>$3.9M</w:t>
+                <w:sz w:val="18"/>
+              </w:rPr>
+              <w:t>$2.6M</w:t>
             </w:r>
           </w:p>
         </w:tc>
@@ -10858,7 +11645,7 @@
               <w:rPr>
                 <w:rFonts w:ascii="Calibri" w:hAnsi="Calibri"/>
                 <w:b w:val="0"/>
-                <w:sz w:val="19"/>
+                <w:sz w:val="18"/>
               </w:rPr>
               <w:t>EBITDA margin</w:t>
             </w:r>
@@ -10879,9 +11666,9 @@
               <w:rPr>
                 <w:rFonts w:ascii="Calibri" w:hAnsi="Calibri"/>
                 <w:b w:val="0"/>
-                <w:sz w:val="19"/>
-              </w:rPr>
-              <w:t>13.6%</w:t>
+                <w:sz w:val="18"/>
+              </w:rPr>
+              <w:t>5.2%</w:t>
             </w:r>
           </w:p>
         </w:tc>
@@ -10900,9 +11687,9 @@
               <w:rPr>
                 <w:rFonts w:ascii="Calibri" w:hAnsi="Calibri"/>
                 <w:b w:val="0"/>
-                <w:sz w:val="19"/>
-              </w:rPr>
-              <w:t>19.3%</w:t>
+                <w:sz w:val="18"/>
+              </w:rPr>
+              <w:t>13.5%</w:t>
             </w:r>
           </w:p>
         </w:tc>
@@ -10921,9 +11708,9 @@
               <w:rPr>
                 <w:rFonts w:ascii="Calibri" w:hAnsi="Calibri"/>
                 <w:b w:val="0"/>
-                <w:sz w:val="19"/>
-              </w:rPr>
-              <w:t>23.6%</w:t>
+                <w:sz w:val="18"/>
+              </w:rPr>
+              <w:t>19.1%</w:t>
             </w:r>
           </w:p>
         </w:tc>
@@ -10942,9 +11729,9 @@
               <w:rPr>
                 <w:rFonts w:ascii="Calibri" w:hAnsi="Calibri"/>
                 <w:b w:val="0"/>
-                <w:sz w:val="19"/>
-              </w:rPr>
-              <w:t>26.8%</w:t>
+                <w:sz w:val="18"/>
+              </w:rPr>
+              <w:t>22.7%</w:t>
             </w:r>
           </w:p>
         </w:tc>
@@ -10963,9 +11750,9 @@
               <w:rPr>
                 <w:rFonts w:ascii="Calibri" w:hAnsi="Calibri"/>
                 <w:b w:val="0"/>
-                <w:sz w:val="19"/>
-              </w:rPr>
-              <w:t>27.6%</w:t>
+                <w:sz w:val="18"/>
+              </w:rPr>
+              <w:t>24.4%</w:t>
             </w:r>
           </w:p>
         </w:tc>
@@ -10984,9 +11771,9 @@
               <w:rPr>
                 <w:rFonts w:ascii="Calibri" w:hAnsi="Calibri"/>
                 <w:b w:val="0"/>
-                <w:sz w:val="19"/>
-              </w:rPr>
-              <w:t>Depreciation (placeholder)</w:t>
+                <w:sz w:val="18"/>
+              </w:rPr>
+              <w:t>Depreciation &amp; amortization</w:t>
             </w:r>
           </w:p>
         </w:tc>
@@ -11004,9 +11791,9 @@
               <w:rPr>
                 <w:rFonts w:ascii="Calibri" w:hAnsi="Calibri"/>
                 <w:b w:val="0"/>
-                <w:sz w:val="19"/>
-              </w:rPr>
-              <w:t>$2.8M</w:t>
+                <w:sz w:val="18"/>
+              </w:rPr>
+              <w:t>$0.8M</w:t>
             </w:r>
           </w:p>
         </w:tc>
@@ -11024,9 +11811,9 @@
               <w:rPr>
                 <w:rFonts w:ascii="Calibri" w:hAnsi="Calibri"/>
                 <w:b w:val="0"/>
-                <w:sz w:val="19"/>
-              </w:rPr>
-              <w:t>$3.6M</w:t>
+                <w:sz w:val="18"/>
+              </w:rPr>
+              <w:t>$1.6M</w:t>
             </w:r>
           </w:p>
         </w:tc>
@@ -11044,9 +11831,9 @@
               <w:rPr>
                 <w:rFonts w:ascii="Calibri" w:hAnsi="Calibri"/>
                 <w:b w:val="0"/>
-                <w:sz w:val="19"/>
-              </w:rPr>
-              <w:t>$4.4M</w:t>
+                <w:sz w:val="18"/>
+              </w:rPr>
+              <w:t>$2.4M</w:t>
             </w:r>
           </w:p>
         </w:tc>
@@ -11064,9 +11851,9 @@
               <w:rPr>
                 <w:rFonts w:ascii="Calibri" w:hAnsi="Calibri"/>
                 <w:b w:val="0"/>
-                <w:sz w:val="19"/>
-              </w:rPr>
-              <w:t>$5.3M</w:t>
+                <w:sz w:val="18"/>
+              </w:rPr>
+              <w:t>$3.2M</w:t>
             </w:r>
           </w:p>
         </w:tc>
@@ -11084,9 +11871,9 @@
               <w:rPr>
                 <w:rFonts w:ascii="Calibri" w:hAnsi="Calibri"/>
                 <w:b w:val="0"/>
-                <w:sz w:val="19"/>
-              </w:rPr>
-              <w:t>$6.1M</w:t>
+                <w:sz w:val="18"/>
+              </w:rPr>
+              <w:t>$4.0M</w:t>
             </w:r>
           </w:p>
         </w:tc>
@@ -11106,9 +11893,9 @@
               <w:rPr>
                 <w:rFonts w:ascii="Calibri" w:hAnsi="Calibri"/>
                 <w:b w:val="0"/>
-                <w:sz w:val="19"/>
-              </w:rPr>
-              <w:t>Operating income</w:t>
+                <w:sz w:val="18"/>
+              </w:rPr>
+              <w:t>Operating income (loss)</w:t>
             </w:r>
           </w:p>
         </w:tc>
@@ -11127,9 +11914,9 @@
               <w:rPr>
                 <w:rFonts w:ascii="Calibri" w:hAnsi="Calibri"/>
                 <w:b w:val="0"/>
-                <w:sz w:val="19"/>
-              </w:rPr>
-              <w:t>$-1.9M</w:t>
+                <w:sz w:val="18"/>
+              </w:rPr>
+              <w:t>$-0.5M</w:t>
             </w:r>
           </w:p>
         </w:tc>
@@ -11148,9 +11935,9 @@
               <w:rPr>
                 <w:rFonts w:ascii="Calibri" w:hAnsi="Calibri"/>
                 <w:b w:val="0"/>
-                <w:sz w:val="19"/>
-              </w:rPr>
-              <w:t>$-2.0M</w:t>
+                <w:sz w:val="18"/>
+              </w:rPr>
+              <w:t>$-0.7M</w:t>
             </w:r>
           </w:p>
         </w:tc>
@@ -11169,9 +11956,9 @@
               <w:rPr>
                 <w:rFonts w:ascii="Calibri" w:hAnsi="Calibri"/>
                 <w:b w:val="0"/>
-                <w:sz w:val="19"/>
-              </w:rPr>
-              <w:t>$-1.9M</w:t>
+                <w:sz w:val="18"/>
+              </w:rPr>
+              <w:t>$-0.8M</w:t>
             </w:r>
           </w:p>
         </w:tc>
@@ -11190,9 +11977,9 @@
               <w:rPr>
                 <w:rFonts w:ascii="Calibri" w:hAnsi="Calibri"/>
                 <w:b w:val="0"/>
-                <w:sz w:val="19"/>
-              </w:rPr>
-              <w:t>$-1.9M</w:t>
+                <w:sz w:val="18"/>
+              </w:rPr>
+              <w:t>$-1.0M</w:t>
             </w:r>
           </w:p>
         </w:tc>
@@ -11211,9 +11998,9 @@
               <w:rPr>
                 <w:rFonts w:ascii="Calibri" w:hAnsi="Calibri"/>
                 <w:b w:val="0"/>
-                <w:sz w:val="19"/>
-              </w:rPr>
-              <w:t>$-2.1M</w:t>
+                <w:sz w:val="18"/>
+              </w:rPr>
+              <w:t>$-1.4M</w:t>
             </w:r>
           </w:p>
         </w:tc>
@@ -11232,9 +12019,9 @@
               <w:rPr>
                 <w:rFonts w:ascii="Calibri" w:hAnsi="Calibri"/>
                 <w:b w:val="0"/>
-                <w:sz w:val="19"/>
-              </w:rPr>
-              <w:t>Capital expenditures</w:t>
+                <w:sz w:val="18"/>
+              </w:rPr>
+              <w:t>Interest expense</w:t>
             </w:r>
           </w:p>
         </w:tc>
@@ -11252,9 +12039,9 @@
               <w:rPr>
                 <w:rFonts w:ascii="Calibri" w:hAnsi="Calibri"/>
                 <w:b w:val="0"/>
-                <w:sz w:val="19"/>
-              </w:rPr>
-              <w:t>$9.6M</w:t>
+                <w:sz w:val="18"/>
+              </w:rPr>
+              <w:t>$-0.5M</w:t>
             </w:r>
           </w:p>
         </w:tc>
@@ -11272,9 +12059,9 @@
               <w:rPr>
                 <w:rFonts w:ascii="Calibri" w:hAnsi="Calibri"/>
                 <w:b w:val="0"/>
-                <w:sz w:val="19"/>
-              </w:rPr>
-              <w:t>$9.8M</w:t>
+                <w:sz w:val="18"/>
+              </w:rPr>
+              <w:t>$-0.5M</w:t>
             </w:r>
           </w:p>
         </w:tc>
@@ -11292,9 +12079,9 @@
               <w:rPr>
                 <w:rFonts w:ascii="Calibri" w:hAnsi="Calibri"/>
                 <w:b w:val="0"/>
-                <w:sz w:val="19"/>
-              </w:rPr>
-              <w:t>$10.0M</w:t>
+                <w:sz w:val="18"/>
+              </w:rPr>
+              <w:t>$-0.4M</w:t>
             </w:r>
           </w:p>
         </w:tc>
@@ -11312,9 +12099,9 @@
               <w:rPr>
                 <w:rFonts w:ascii="Calibri" w:hAnsi="Calibri"/>
                 <w:b w:val="0"/>
-                <w:sz w:val="19"/>
-              </w:rPr>
-              <w:t>$9.8M</w:t>
+                <w:sz w:val="18"/>
+              </w:rPr>
+              <w:t>$-0.4M</w:t>
             </w:r>
           </w:p>
         </w:tc>
@@ -11332,9 +12119,9 @@
               <w:rPr>
                 <w:rFonts w:ascii="Calibri" w:hAnsi="Calibri"/>
                 <w:b w:val="0"/>
-                <w:sz w:val="19"/>
-              </w:rPr>
-              <w:t>$9.7M</w:t>
+                <w:sz w:val="18"/>
+              </w:rPr>
+              <w:t>$-0.4M</w:t>
             </w:r>
           </w:p>
         </w:tc>
@@ -11354,9 +12141,9 @@
               <w:rPr>
                 <w:rFonts w:ascii="Calibri" w:hAnsi="Calibri"/>
                 <w:b w:val="0"/>
-                <w:sz w:val="19"/>
-              </w:rPr>
-              <w:t>Free cash flow (pre-financing)</w:t>
+                <w:sz w:val="18"/>
+              </w:rPr>
+              <w:t>Grant income (nonoperating)</w:t>
             </w:r>
           </w:p>
         </w:tc>
@@ -11375,9 +12162,9 @@
               <w:rPr>
                 <w:rFonts w:ascii="Calibri" w:hAnsi="Calibri"/>
                 <w:b w:val="0"/>
-                <w:sz w:val="19"/>
-              </w:rPr>
-              <w:t>$-8.7M</w:t>
+                <w:sz w:val="18"/>
+              </w:rPr>
+              <w:t>$1.0M</w:t>
             </w:r>
           </w:p>
         </w:tc>
@@ -11396,9 +12183,9 @@
               <w:rPr>
                 <w:rFonts w:ascii="Calibri" w:hAnsi="Calibri"/>
                 <w:b w:val="0"/>
-                <w:sz w:val="19"/>
-              </w:rPr>
-              <w:t>$-8.2M</w:t>
+                <w:sz w:val="18"/>
+              </w:rPr>
+              <w:t>$0.8M</w:t>
             </w:r>
           </w:p>
         </w:tc>
@@ -11417,9 +12204,9 @@
               <w:rPr>
                 <w:rFonts w:ascii="Calibri" w:hAnsi="Calibri"/>
                 <w:b w:val="0"/>
-                <w:sz w:val="19"/>
-              </w:rPr>
-              <w:t>$-7.5M</w:t>
+                <w:sz w:val="18"/>
+              </w:rPr>
+              <w:t>$0.7M</w:t>
             </w:r>
           </w:p>
         </w:tc>
@@ -11438,9 +12225,9 @@
               <w:rPr>
                 <w:rFonts w:ascii="Calibri" w:hAnsi="Calibri"/>
                 <w:b w:val="0"/>
-                <w:sz w:val="19"/>
-              </w:rPr>
-              <w:t>$-6.4M</w:t>
+                <w:sz w:val="18"/>
+              </w:rPr>
+              <w:t>$0.5M</w:t>
             </w:r>
           </w:p>
         </w:tc>
@@ -11459,9 +12246,9 @@
               <w:rPr>
                 <w:rFonts w:ascii="Calibri" w:hAnsi="Calibri"/>
                 <w:b w:val="0"/>
-                <w:sz w:val="19"/>
-              </w:rPr>
-              <w:t>$-5.8M</w:t>
+                <w:sz w:val="18"/>
+              </w:rPr>
+              <w:t>$0.3M</w:t>
             </w:r>
           </w:p>
         </w:tc>
@@ -11480,7 +12267,503 @@
               <w:rPr>
                 <w:rFonts w:ascii="Calibri" w:hAnsi="Calibri"/>
                 <w:b w:val="0"/>
-                <w:sz w:val="19"/>
+                <w:sz w:val="18"/>
+              </w:rPr>
+              <w:t>Net income (loss)</w:t>
+            </w:r>
+          </w:p>
+        </w:tc>
+        <w:tc>
+          <w:tcPr>
+            <w:tcW w:type="dxa" w:w="1368"/>
+          </w:tcPr>
+          <w:p>
+            <w:pPr>
+              <w:spacing w:after="40" w:before="40"/>
+              <w:jc w:val="right"/>
+            </w:pPr>
+            <w:r/>
+            <w:r>
+              <w:rPr>
+                <w:rFonts w:ascii="Calibri" w:hAnsi="Calibri"/>
+                <w:b w:val="0"/>
+                <w:sz w:val="18"/>
+              </w:rPr>
+              <w:t>$0.1M</w:t>
+            </w:r>
+          </w:p>
+        </w:tc>
+        <w:tc>
+          <w:tcPr>
+            <w:tcW w:type="dxa" w:w="1368"/>
+          </w:tcPr>
+          <w:p>
+            <w:pPr>
+              <w:spacing w:after="40" w:before="40"/>
+              <w:jc w:val="right"/>
+            </w:pPr>
+            <w:r/>
+            <w:r>
+              <w:rPr>
+                <w:rFonts w:ascii="Calibri" w:hAnsi="Calibri"/>
+                <w:b w:val="0"/>
+                <w:sz w:val="18"/>
+              </w:rPr>
+              <w:t>$-0.2M</w:t>
+            </w:r>
+          </w:p>
+        </w:tc>
+        <w:tc>
+          <w:tcPr>
+            <w:tcW w:type="dxa" w:w="1368"/>
+          </w:tcPr>
+          <w:p>
+            <w:pPr>
+              <w:spacing w:after="40" w:before="40"/>
+              <w:jc w:val="right"/>
+            </w:pPr>
+            <w:r/>
+            <w:r>
+              <w:rPr>
+                <w:rFonts w:ascii="Calibri" w:hAnsi="Calibri"/>
+                <w:b w:val="0"/>
+                <w:sz w:val="18"/>
+              </w:rPr>
+              <w:t>$-0.6M</w:t>
+            </w:r>
+          </w:p>
+        </w:tc>
+        <w:tc>
+          <w:tcPr>
+            <w:tcW w:type="dxa" w:w="1368"/>
+          </w:tcPr>
+          <w:p>
+            <w:pPr>
+              <w:spacing w:after="40" w:before="40"/>
+              <w:jc w:val="right"/>
+            </w:pPr>
+            <w:r/>
+            <w:r>
+              <w:rPr>
+                <w:rFonts w:ascii="Calibri" w:hAnsi="Calibri"/>
+                <w:b w:val="0"/>
+                <w:sz w:val="18"/>
+              </w:rPr>
+              <w:t>$-1.0M</w:t>
+            </w:r>
+          </w:p>
+        </w:tc>
+        <w:tc>
+          <w:tcPr>
+            <w:tcW w:type="dxa" w:w="1368"/>
+          </w:tcPr>
+          <w:p>
+            <w:pPr>
+              <w:spacing w:after="40" w:before="40"/>
+              <w:jc w:val="right"/>
+            </w:pPr>
+            <w:r/>
+            <w:r>
+              <w:rPr>
+                <w:rFonts w:ascii="Calibri" w:hAnsi="Calibri"/>
+                <w:b w:val="0"/>
+                <w:sz w:val="18"/>
+              </w:rPr>
+              <w:t>$-1.5M</w:t>
+            </w:r>
+          </w:p>
+        </w:tc>
+      </w:tr>
+      <w:tr>
+        <w:tc>
+          <w:tcPr>
+            <w:tcW w:type="dxa" w:w="3744"/>
+            <w:shd w:val="clear" w:color="auto" w:fill="F2F6FA"/>
+          </w:tcPr>
+          <w:p>
+            <w:pPr>
+              <w:spacing w:after="40" w:before="40"/>
+            </w:pPr>
+            <w:r/>
+            <w:r>
+              <w:rPr>
+                <w:rFonts w:ascii="Calibri" w:hAnsi="Calibri"/>
+                <w:b w:val="0"/>
+                <w:sz w:val="18"/>
+              </w:rPr>
+              <w:t>Capital expenditures</w:t>
+            </w:r>
+          </w:p>
+        </w:tc>
+        <w:tc>
+          <w:tcPr>
+            <w:tcW w:type="dxa" w:w="1368"/>
+            <w:shd w:val="clear" w:color="auto" w:fill="F2F6FA"/>
+          </w:tcPr>
+          <w:p>
+            <w:pPr>
+              <w:spacing w:after="40" w:before="40"/>
+              <w:jc w:val="right"/>
+            </w:pPr>
+            <w:r/>
+            <w:r>
+              <w:rPr>
+                <w:rFonts w:ascii="Calibri" w:hAnsi="Calibri"/>
+                <w:b w:val="0"/>
+                <w:sz w:val="18"/>
+              </w:rPr>
+              <w:t>$9.6M</w:t>
+            </w:r>
+          </w:p>
+        </w:tc>
+        <w:tc>
+          <w:tcPr>
+            <w:tcW w:type="dxa" w:w="1368"/>
+            <w:shd w:val="clear" w:color="auto" w:fill="F2F6FA"/>
+          </w:tcPr>
+          <w:p>
+            <w:pPr>
+              <w:spacing w:after="40" w:before="40"/>
+              <w:jc w:val="right"/>
+            </w:pPr>
+            <w:r/>
+            <w:r>
+              <w:rPr>
+                <w:rFonts w:ascii="Calibri" w:hAnsi="Calibri"/>
+                <w:b w:val="0"/>
+                <w:sz w:val="18"/>
+              </w:rPr>
+              <w:t>$9.8M</w:t>
+            </w:r>
+          </w:p>
+        </w:tc>
+        <w:tc>
+          <w:tcPr>
+            <w:tcW w:type="dxa" w:w="1368"/>
+            <w:shd w:val="clear" w:color="auto" w:fill="F2F6FA"/>
+          </w:tcPr>
+          <w:p>
+            <w:pPr>
+              <w:spacing w:after="40" w:before="40"/>
+              <w:jc w:val="right"/>
+            </w:pPr>
+            <w:r/>
+            <w:r>
+              <w:rPr>
+                <w:rFonts w:ascii="Calibri" w:hAnsi="Calibri"/>
+                <w:b w:val="0"/>
+                <w:sz w:val="18"/>
+              </w:rPr>
+              <w:t>$10.0M</w:t>
+            </w:r>
+          </w:p>
+        </w:tc>
+        <w:tc>
+          <w:tcPr>
+            <w:tcW w:type="dxa" w:w="1368"/>
+            <w:shd w:val="clear" w:color="auto" w:fill="F2F6FA"/>
+          </w:tcPr>
+          <w:p>
+            <w:pPr>
+              <w:spacing w:after="40" w:before="40"/>
+              <w:jc w:val="right"/>
+            </w:pPr>
+            <w:r/>
+            <w:r>
+              <w:rPr>
+                <w:rFonts w:ascii="Calibri" w:hAnsi="Calibri"/>
+                <w:b w:val="0"/>
+                <w:sz w:val="18"/>
+              </w:rPr>
+              <w:t>$9.8M</w:t>
+            </w:r>
+          </w:p>
+        </w:tc>
+        <w:tc>
+          <w:tcPr>
+            <w:tcW w:type="dxa" w:w="1368"/>
+            <w:shd w:val="clear" w:color="auto" w:fill="F2F6FA"/>
+          </w:tcPr>
+          <w:p>
+            <w:pPr>
+              <w:spacing w:after="40" w:before="40"/>
+              <w:jc w:val="right"/>
+            </w:pPr>
+            <w:r/>
+            <w:r>
+              <w:rPr>
+                <w:rFonts w:ascii="Calibri" w:hAnsi="Calibri"/>
+                <w:b w:val="0"/>
+                <w:sz w:val="18"/>
+              </w:rPr>
+              <w:t>$9.7M</w:t>
+            </w:r>
+          </w:p>
+        </w:tc>
+      </w:tr>
+      <w:tr>
+        <w:tc>
+          <w:tcPr>
+            <w:tcW w:type="dxa" w:w="3744"/>
+          </w:tcPr>
+          <w:p>
+            <w:pPr>
+              <w:spacing w:after="40" w:before="40"/>
+            </w:pPr>
+            <w:r/>
+            <w:r>
+              <w:rPr>
+                <w:rFonts w:ascii="Calibri" w:hAnsi="Calibri"/>
+                <w:b w:val="0"/>
+                <w:sz w:val="18"/>
+              </w:rPr>
+              <w:t>Free cash flow (pre-financing)</w:t>
+            </w:r>
+          </w:p>
+        </w:tc>
+        <w:tc>
+          <w:tcPr>
+            <w:tcW w:type="dxa" w:w="1368"/>
+          </w:tcPr>
+          <w:p>
+            <w:pPr>
+              <w:spacing w:after="40" w:before="40"/>
+              <w:jc w:val="right"/>
+            </w:pPr>
+            <w:r/>
+            <w:r>
+              <w:rPr>
+                <w:rFonts w:ascii="Calibri" w:hAnsi="Calibri"/>
+                <w:b w:val="0"/>
+                <w:sz w:val="18"/>
+              </w:rPr>
+              <w:t>$-9.8M</w:t>
+            </w:r>
+          </w:p>
+        </w:tc>
+        <w:tc>
+          <w:tcPr>
+            <w:tcW w:type="dxa" w:w="1368"/>
+          </w:tcPr>
+          <w:p>
+            <w:pPr>
+              <w:spacing w:after="40" w:before="40"/>
+              <w:jc w:val="right"/>
+            </w:pPr>
+            <w:r/>
+            <w:r>
+              <w:rPr>
+                <w:rFonts w:ascii="Calibri" w:hAnsi="Calibri"/>
+                <w:b w:val="0"/>
+                <w:sz w:val="18"/>
+              </w:rPr>
+              <w:t>$-9.4M</w:t>
+            </w:r>
+          </w:p>
+        </w:tc>
+        <w:tc>
+          <w:tcPr>
+            <w:tcW w:type="dxa" w:w="1368"/>
+          </w:tcPr>
+          <w:p>
+            <w:pPr>
+              <w:spacing w:after="40" w:before="40"/>
+              <w:jc w:val="right"/>
+            </w:pPr>
+            <w:r/>
+            <w:r>
+              <w:rPr>
+                <w:rFonts w:ascii="Calibri" w:hAnsi="Calibri"/>
+                <w:b w:val="0"/>
+                <w:sz w:val="18"/>
+              </w:rPr>
+              <w:t>$-8.9M</w:t>
+            </w:r>
+          </w:p>
+        </w:tc>
+        <w:tc>
+          <w:tcPr>
+            <w:tcW w:type="dxa" w:w="1368"/>
+          </w:tcPr>
+          <w:p>
+            <w:pPr>
+              <w:spacing w:after="40" w:before="40"/>
+              <w:jc w:val="right"/>
+            </w:pPr>
+            <w:r/>
+            <w:r>
+              <w:rPr>
+                <w:rFonts w:ascii="Calibri" w:hAnsi="Calibri"/>
+                <w:b w:val="0"/>
+                <w:sz w:val="18"/>
+              </w:rPr>
+              <w:t>$-8.1M</w:t>
+            </w:r>
+          </w:p>
+        </w:tc>
+        <w:tc>
+          <w:tcPr>
+            <w:tcW w:type="dxa" w:w="1368"/>
+          </w:tcPr>
+          <w:p>
+            <w:pPr>
+              <w:spacing w:after="40" w:before="40"/>
+              <w:jc w:val="right"/>
+            </w:pPr>
+            <w:r/>
+            <w:r>
+              <w:rPr>
+                <w:rFonts w:ascii="Calibri" w:hAnsi="Calibri"/>
+                <w:b w:val="0"/>
+                <w:sz w:val="18"/>
+              </w:rPr>
+              <w:t>$-7.5M</w:t>
+            </w:r>
+          </w:p>
+        </w:tc>
+      </w:tr>
+      <w:tr>
+        <w:tc>
+          <w:tcPr>
+            <w:tcW w:type="dxa" w:w="3744"/>
+            <w:shd w:val="clear" w:color="auto" w:fill="F2F6FA"/>
+          </w:tcPr>
+          <w:p>
+            <w:pPr>
+              <w:spacing w:after="40" w:before="40"/>
+            </w:pPr>
+            <w:r/>
+            <w:r>
+              <w:rPr>
+                <w:rFonts w:ascii="Calibri" w:hAnsi="Calibri"/>
+                <w:b w:val="0"/>
+                <w:sz w:val="18"/>
+              </w:rPr>
+              <w:t>Grant capital reimbursement</w:t>
+            </w:r>
+          </w:p>
+        </w:tc>
+        <w:tc>
+          <w:tcPr>
+            <w:tcW w:type="dxa" w:w="1368"/>
+            <w:shd w:val="clear" w:color="auto" w:fill="F2F6FA"/>
+          </w:tcPr>
+          <w:p>
+            <w:pPr>
+              <w:spacing w:after="40" w:before="40"/>
+              <w:jc w:val="right"/>
+            </w:pPr>
+            <w:r/>
+            <w:r>
+              <w:rPr>
+                <w:rFonts w:ascii="Calibri" w:hAnsi="Calibri"/>
+                <w:b w:val="0"/>
+                <w:sz w:val="18"/>
+              </w:rPr>
+              <w:t>$1.5M</w:t>
+            </w:r>
+          </w:p>
+        </w:tc>
+        <w:tc>
+          <w:tcPr>
+            <w:tcW w:type="dxa" w:w="1368"/>
+            <w:shd w:val="clear" w:color="auto" w:fill="F2F6FA"/>
+          </w:tcPr>
+          <w:p>
+            <w:pPr>
+              <w:spacing w:after="40" w:before="40"/>
+              <w:jc w:val="right"/>
+            </w:pPr>
+            <w:r/>
+            <w:r>
+              <w:rPr>
+                <w:rFonts w:ascii="Calibri" w:hAnsi="Calibri"/>
+                <w:b w:val="0"/>
+                <w:sz w:val="18"/>
+              </w:rPr>
+              <w:t>$2.0M</w:t>
+            </w:r>
+          </w:p>
+        </w:tc>
+        <w:tc>
+          <w:tcPr>
+            <w:tcW w:type="dxa" w:w="1368"/>
+            <w:shd w:val="clear" w:color="auto" w:fill="F2F6FA"/>
+          </w:tcPr>
+          <w:p>
+            <w:pPr>
+              <w:spacing w:after="40" w:before="40"/>
+              <w:jc w:val="right"/>
+            </w:pPr>
+            <w:r/>
+            <w:r>
+              <w:rPr>
+                <w:rFonts w:ascii="Calibri" w:hAnsi="Calibri"/>
+                <w:b w:val="0"/>
+                <w:sz w:val="18"/>
+              </w:rPr>
+              <w:t>$2.5M</w:t>
+            </w:r>
+          </w:p>
+        </w:tc>
+        <w:tc>
+          <w:tcPr>
+            <w:tcW w:type="dxa" w:w="1368"/>
+            <w:shd w:val="clear" w:color="auto" w:fill="F2F6FA"/>
+          </w:tcPr>
+          <w:p>
+            <w:pPr>
+              <w:spacing w:after="40" w:before="40"/>
+              <w:jc w:val="right"/>
+            </w:pPr>
+            <w:r/>
+            <w:r>
+              <w:rPr>
+                <w:rFonts w:ascii="Calibri" w:hAnsi="Calibri"/>
+                <w:b w:val="0"/>
+                <w:sz w:val="18"/>
+              </w:rPr>
+              <w:t>$2.0M</w:t>
+            </w:r>
+          </w:p>
+        </w:tc>
+        <w:tc>
+          <w:tcPr>
+            <w:tcW w:type="dxa" w:w="1368"/>
+            <w:shd w:val="clear" w:color="auto" w:fill="F2F6FA"/>
+          </w:tcPr>
+          <w:p>
+            <w:pPr>
+              <w:spacing w:after="40" w:before="40"/>
+              <w:jc w:val="right"/>
+            </w:pPr>
+            <w:r/>
+            <w:r>
+              <w:rPr>
+                <w:rFonts w:ascii="Calibri" w:hAnsi="Calibri"/>
+                <w:b w:val="0"/>
+                <w:sz w:val="18"/>
+              </w:rPr>
+              <w:t>$1.5M</w:t>
+            </w:r>
+          </w:p>
+        </w:tc>
+      </w:tr>
+      <w:tr>
+        <w:tc>
+          <w:tcPr>
+            <w:tcW w:type="dxa" w:w="3744"/>
+          </w:tcPr>
+          <w:p>
+            <w:pPr>
+              <w:spacing w:after="40" w:before="40"/>
+            </w:pPr>
+            <w:r/>
+            <w:r>
+              <w:rPr>
+                <w:rFonts w:ascii="Calibri" w:hAnsi="Calibri"/>
+                <w:b w:val="0"/>
+                <w:sz w:val="18"/>
               </w:rPr>
               <w:t>Cumulative cash requirement</w:t>
             </w:r>
@@ -11500,9 +12783,9 @@
               <w:rPr>
                 <w:rFonts w:ascii="Calibri" w:hAnsi="Calibri"/>
                 <w:b w:val="0"/>
-                <w:sz w:val="19"/>
-              </w:rPr>
-              <w:t>$-8.7M</w:t>
+                <w:sz w:val="18"/>
+              </w:rPr>
+              <w:t>$-8.3M</w:t>
             </w:r>
           </w:p>
         </w:tc>
@@ -11520,9 +12803,9 @@
               <w:rPr>
                 <w:rFonts w:ascii="Calibri" w:hAnsi="Calibri"/>
                 <w:b w:val="0"/>
-                <w:sz w:val="19"/>
-              </w:rPr>
-              <w:t>$-16.9M</w:t>
+                <w:sz w:val="18"/>
+              </w:rPr>
+              <w:t>$-15.7M</w:t>
             </w:r>
           </w:p>
         </w:tc>
@@ -11540,9 +12823,9 @@
               <w:rPr>
                 <w:rFonts w:ascii="Calibri" w:hAnsi="Calibri"/>
                 <w:b w:val="0"/>
-                <w:sz w:val="19"/>
-              </w:rPr>
-              <w:t>$-24.4M</w:t>
+                <w:sz w:val="18"/>
+              </w:rPr>
+              <w:t>$-22.1M</w:t>
             </w:r>
           </w:p>
         </w:tc>
@@ -11560,9 +12843,9 @@
               <w:rPr>
                 <w:rFonts w:ascii="Calibri" w:hAnsi="Calibri"/>
                 <w:b w:val="0"/>
-                <w:sz w:val="19"/>
-              </w:rPr>
-              <w:t>$-30.8M</w:t>
+                <w:sz w:val="18"/>
+              </w:rPr>
+              <w:t>$-28.1M</w:t>
             </w:r>
           </w:p>
         </w:tc>
@@ -11580,9 +12863,9 @@
               <w:rPr>
                 <w:rFonts w:ascii="Calibri" w:hAnsi="Calibri"/>
                 <w:b w:val="0"/>
-                <w:sz w:val="19"/>
-              </w:rPr>
-              <w:t>$-36.6M</w:t>
+                <w:sz w:val="18"/>
+              </w:rPr>
+              <w:t>$-34.1M</w:t>
             </w:r>
           </w:p>
         </w:tc>
@@ -12326,7 +13609,7 @@
                 <w:b w:val="0"/>
                 <w:sz w:val="18"/>
               </w:rPr>
-              <w:t>$317,194</w:t>
+              <w:t>$243,581</w:t>
             </w:r>
           </w:p>
         </w:tc>
@@ -12346,7 +13629,7 @@
                 <w:b w:val="0"/>
                 <w:sz w:val="18"/>
               </w:rPr>
-              <w:t>$328,996</w:t>
+              <w:t>$252,498</w:t>
             </w:r>
           </w:p>
         </w:tc>
@@ -12366,7 +13649,7 @@
                 <w:b w:val="0"/>
                 <w:sz w:val="18"/>
               </w:rPr>
-              <w:t>$342,420</w:t>
+              <w:t>$262,354</w:t>
             </w:r>
           </w:p>
         </w:tc>
@@ -12386,7 +13669,7 @@
                 <w:b w:val="0"/>
                 <w:sz w:val="18"/>
               </w:rPr>
-              <w:t>$358,769</w:t>
+              <w:t>$274,416</w:t>
             </w:r>
           </w:p>
         </w:tc>
@@ -12406,7 +13689,7 @@
                 <w:b w:val="0"/>
                 <w:sz w:val="18"/>
               </w:rPr>
-              <w:t>$364,574</w:t>
+              <w:t>$278,521</w:t>
             </w:r>
           </w:p>
         </w:tc>
@@ -12449,7 +13732,7 @@
                 <w:b w:val="0"/>
                 <w:sz w:val="18"/>
               </w:rPr>
-              <w:t>$164</w:t>
+              <w:t>$48</w:t>
             </w:r>
           </w:p>
         </w:tc>
@@ -12470,7 +13753,7 @@
                 <w:b w:val="0"/>
                 <w:sz w:val="18"/>
               </w:rPr>
-              <w:t>$237</w:t>
+              <w:t>$127</w:t>
             </w:r>
           </w:p>
         </w:tc>
@@ -12491,7 +13774,7 @@
                 <w:b w:val="0"/>
                 <w:sz w:val="18"/>
               </w:rPr>
-              <w:t>$296</w:t>
+              <w:t>$183</w:t>
             </w:r>
           </w:p>
         </w:tc>
@@ -12512,7 +13795,7 @@
                 <w:b w:val="0"/>
                 <w:sz w:val="18"/>
               </w:rPr>
-              <w:t>$342</w:t>
+              <w:t>$222</w:t>
             </w:r>
           </w:p>
         </w:tc>
@@ -12533,7 +13816,7 @@
                 <w:b w:val="0"/>
                 <w:sz w:val="18"/>
               </w:rPr>
-              <w:t>$359</w:t>
+              <w:t>$242</w:t>
             </w:r>
           </w:p>
         </w:tc>
@@ -12574,7 +13857,7 @@
                 <w:b w:val="0"/>
                 <w:sz w:val="18"/>
               </w:rPr>
-              <w:t>$391</w:t>
+              <w:t>$300</w:t>
             </w:r>
           </w:p>
         </w:tc>
@@ -12594,7 +13877,7 @@
                 <w:b w:val="0"/>
                 <w:sz w:val="18"/>
               </w:rPr>
-              <w:t>$397</w:t>
+              <w:t>$305</w:t>
             </w:r>
           </w:p>
         </w:tc>
@@ -12614,7 +13897,7 @@
                 <w:b w:val="0"/>
                 <w:sz w:val="18"/>
               </w:rPr>
-              <w:t>$413</w:t>
+              <w:t>$316</w:t>
             </w:r>
           </w:p>
         </w:tc>
@@ -12634,7 +13917,7 @@
                 <w:b w:val="0"/>
                 <w:sz w:val="18"/>
               </w:rPr>
-              <w:t>$425</w:t>
+              <w:t>$325</w:t>
             </w:r>
           </w:p>
         </w:tc>
@@ -12654,7 +13937,7 @@
                 <w:b w:val="0"/>
                 <w:sz w:val="18"/>
               </w:rPr>
-              <w:t>$430</w:t>
+              <w:t>$328</w:t>
             </w:r>
           </w:p>
         </w:tc>
@@ -12822,7 +14105,7 @@
                 <w:b w:val="0"/>
                 <w:sz w:val="18"/>
               </w:rPr>
-              <w:t>$98.61</w:t>
+              <w:t>$75.20</w:t>
             </w:r>
           </w:p>
         </w:tc>
@@ -12842,7 +14125,7 @@
                 <w:b w:val="0"/>
                 <w:sz w:val="18"/>
               </w:rPr>
-              <w:t>$100.37</w:t>
+              <w:t>$76.55</w:t>
             </w:r>
           </w:p>
         </w:tc>
@@ -12862,7 +14145,7 @@
                 <w:b w:val="0"/>
                 <w:sz w:val="18"/>
               </w:rPr>
-              <w:t>$102.43</w:t>
+              <w:t>$78.05</w:t>
             </w:r>
           </w:p>
         </w:tc>
@@ -12882,7 +14165,7 @@
                 <w:b w:val="0"/>
                 <w:sz w:val="18"/>
               </w:rPr>
-              <w:t>$104.64</w:t>
+              <w:t>$79.68</w:t>
             </w:r>
           </w:p>
         </w:tc>
@@ -12902,7 +14185,7 @@
                 <w:b w:val="0"/>
                 <w:sz w:val="18"/>
               </w:rPr>
-              <w:t>$106.92</w:t>
+              <w:t>$81.39</w:t>
             </w:r>
           </w:p>
         </w:tc>
@@ -12938,7 +14221,22 @@
         <w:t xml:space="preserve">EBITDA break-even: </w:t>
       </w:r>
       <w:r>
-        <w:t xml:space="preserve"> Achieved in 2027 (Year 1) — the company operates above cash operating cost from the outset.</w:t>
+        <w:t xml:space="preserve"> The current position is roughly EBITDA break-even (a slight operating loss). The Base Case crosses to positive EBITDA in 2027 and scales the margin to the mid-20s% by 2031.</w:t>
+      </w:r>
+    </w:p>
+    <w:p>
+      <w:pPr>
+        <w:pStyle w:val="ListBullet"/>
+        <w:spacing w:after="60"/>
+      </w:pPr>
+      <w:r>
+        <w:rPr>
+          <w:b/>
+        </w:rPr>
+        <w:t xml:space="preserve">Net income: </w:t>
+      </w:r>
+      <w:r>
+        <w:t xml:space="preserve"> GAAP net income is positive early (grant-supported) but is pressured in later years by rising, non-cash depreciation on the growing $50M plant. This is expected during a heavy fiber build; the business is funded by the capital program and grant reimbursement.</w:t>
       </w:r>
     </w:p>
     <w:p>
@@ -12953,7 +14251,7 @@
         <w:t xml:space="preserve">Free-cash-flow break-even: </w:t>
       </w:r>
       <w:r>
-        <w:t xml:space="preserve"> Reached beyond the five-year horizon; sustained fiber-build capital exceeds EBITDA during the plan, which is expected for an expanding fiber operator and is fully funded by the capital program.</w:t>
+        <w:t xml:space="preserve"> Reached beyond the five-year horizon; sustained fiber-build capital and interest exceed EBITDA during the plan. Grant reimbursement (~$1.5–2.5M/yr) offsets a meaningful share of capex.</w:t>
       </w:r>
     </w:p>
     <w:p>
@@ -13124,7 +14422,7 @@
                 <w:b w:val="0"/>
                 <w:sz w:val="19"/>
               </w:rPr>
-              <w:t>$42.0M</w:t>
+              <w:t>$32.6M</w:t>
             </w:r>
           </w:p>
         </w:tc>
@@ -13144,7 +14442,7 @@
                 <w:b w:val="0"/>
                 <w:sz w:val="19"/>
               </w:rPr>
-              <w:t>$52.6M</w:t>
+              <w:t>$40.3M</w:t>
             </w:r>
           </w:p>
         </w:tc>
@@ -13164,7 +14462,7 @@
                 <w:b w:val="0"/>
                 <w:sz w:val="19"/>
               </w:rPr>
-              <w:t>$64.4M</w:t>
+              <w:t>$50.6M</w:t>
             </w:r>
           </w:p>
         </w:tc>
@@ -13207,7 +14505,7 @@
                 <w:b w:val="0"/>
                 <w:sz w:val="19"/>
               </w:rPr>
-              <w:t>$38.5M</w:t>
+              <w:t>$31.9M</w:t>
             </w:r>
           </w:p>
         </w:tc>
@@ -13228,7 +14526,7 @@
                 <w:b w:val="0"/>
                 <w:sz w:val="19"/>
               </w:rPr>
-              <w:t>$40.2M</w:t>
+              <w:t>$32.7M</w:t>
             </w:r>
           </w:p>
         </w:tc>
@@ -13249,7 +14547,7 @@
                 <w:b w:val="0"/>
                 <w:sz w:val="19"/>
               </w:rPr>
-              <w:t>$44.7M</w:t>
+              <w:t>$35.9M</w:t>
             </w:r>
           </w:p>
         </w:tc>
@@ -13290,7 +14588,7 @@
                 <w:b w:val="0"/>
                 <w:sz w:val="19"/>
               </w:rPr>
-              <w:t>$3.5M</w:t>
+              <w:t>$0.7M</w:t>
             </w:r>
           </w:p>
         </w:tc>
@@ -13310,7 +14608,7 @@
                 <w:b w:val="0"/>
                 <w:sz w:val="19"/>
               </w:rPr>
-              <w:t>$12.4M</w:t>
+              <w:t>$7.5M</w:t>
             </w:r>
           </w:p>
         </w:tc>
@@ -13330,7 +14628,7 @@
                 <w:b w:val="0"/>
                 <w:sz w:val="19"/>
               </w:rPr>
-              <w:t>$19.7M</w:t>
+              <w:t>$14.7M</w:t>
             </w:r>
           </w:p>
         </w:tc>
@@ -13373,7 +14671,7 @@
                 <w:b w:val="0"/>
                 <w:sz w:val="19"/>
               </w:rPr>
-              <w:t>7.6%</w:t>
+              <w:t>3.8%</w:t>
             </w:r>
           </w:p>
         </w:tc>
@@ -13394,7 +14692,7 @@
                 <w:b w:val="0"/>
                 <w:sz w:val="19"/>
               </w:rPr>
-              <w:t>27.6%</w:t>
+              <w:t>24.4%</w:t>
             </w:r>
           </w:p>
         </w:tc>
@@ -13415,7 +14713,7 @@
                 <w:b w:val="0"/>
                 <w:sz w:val="19"/>
               </w:rPr>
-              <w:t>37.5%</w:t>
+              <w:t>35.5%</w:t>
             </w:r>
           </w:p>
         </w:tc>
@@ -13705,7 +15003,7 @@
                 <w:b w:val="0"/>
                 <w:sz w:val="19"/>
               </w:rPr>
-              <w:t>$-41.0M</w:t>
+              <w:t>$-46.0M</w:t>
             </w:r>
           </w:p>
         </w:tc>
@@ -13726,7 +15024,7 @@
                 <w:b w:val="0"/>
                 <w:sz w:val="19"/>
               </w:rPr>
-              <w:t>$-36.6M</w:t>
+              <w:t>$-43.6M</w:t>
             </w:r>
           </w:p>
         </w:tc>
@@ -13747,7 +15045,7 @@
                 <w:b w:val="0"/>
                 <w:sz w:val="19"/>
               </w:rPr>
-              <w:t>$-30.3M</w:t>
+              <w:t>$-37.5M</w:t>
             </w:r>
           </w:p>
         </w:tc>
@@ -17635,7 +18933,7 @@
           <w:i w:val="0"/>
           <w:sz w:val="21"/>
         </w:rPr>
-        <w:t>Adopt the Base Case: disciplined $10M/yr deployment, moderate subscriber and revenue growth, trigger-based staffing, and EBITDA margin expansion from ~14% to ~28%. It balances growth with capital discipline and stays well within the $50M funding envelope.</w:t>
+        <w:t>Adopt the Base Case: disciplined $10M/yr deployment, moderate subscriber and revenue growth, trigger-based staffing, and EBITDA margin expansion from about 5.2% to ~24.4% — turning the current slight operating loss into a scaling, EBITDA-positive business. It balances growth with capital discipline and stays within the $50M funding envelope, supported by substantial grant awards.</w:t>
       </w:r>
     </w:p>
     <w:p>
@@ -17753,7 +19051,7 @@
         <w:t xml:space="preserve">Revenue &amp; margin: </w:t>
       </w:r>
       <w:r>
-        <w:t xml:space="preserve"> Achieve at least ~$12.1M of 2031 revenue and hold 2031 EBITDA margin at or above 22%.</w:t>
+        <w:t xml:space="preserve"> Achieve at least ~$9.2M of 2031 revenue and hold 2031 EBITDA margin at or above 20%.</w:t>
       </w:r>
     </w:p>
     <w:p>
@@ -17768,7 +19066,7 @@
         <w:t xml:space="preserve">Capital efficiency: </w:t>
       </w:r>
       <w:r>
-        <w:t xml:space="preserve"> Keep capital cost per net new subscriber below ~$9,000 in the base case.</w:t>
+        <w:t xml:space="preserve"> Keep total capital cost per net new subscriber near or below ~$8,000 on average over the plan (this metric includes all capital, not just plant).</w:t>
       </w:r>
     </w:p>
     <w:p>
@@ -19522,7 +20820,7 @@
                 <w:b w:val="0"/>
                 <w:sz w:val="18"/>
               </w:rPr>
-              <w:t>$257</w:t>
+              <w:t>$324</w:t>
             </w:r>
           </w:p>
         </w:tc>
@@ -19543,7 +20841,7 @@
                 <w:b w:val="0"/>
                 <w:sz w:val="18"/>
               </w:rPr>
-              <w:t>$257</w:t>
+              <w:t>$341</w:t>
             </w:r>
           </w:p>
         </w:tc>
@@ -19564,7 +20862,7 @@
                 <w:b w:val="0"/>
                 <w:sz w:val="18"/>
               </w:rPr>
-              <w:t>$267</w:t>
+              <w:t>$384</w:t>
             </w:r>
           </w:p>
         </w:tc>
@@ -19585,7 +20883,7 @@
                 <w:b w:val="0"/>
                 <w:sz w:val="18"/>
               </w:rPr>
-              <w:t>$287</w:t>
+              <w:t>$462</w:t>
             </w:r>
           </w:p>
         </w:tc>
@@ -19606,7 +20904,7 @@
                 <w:b w:val="0"/>
                 <w:sz w:val="18"/>
               </w:rPr>
-              <w:t>$312</w:t>
+              <w:t>$555</w:t>
             </w:r>
           </w:p>
         </w:tc>
